--- a/Зимняя практика 1 курс/Практика Кузургалиев_2.docx
+++ b/Зимняя практика 1 курс/Практика Кузургалиев_2.docx
@@ -1,6 +1,6 @@
 
 <file path=word/document.xml><?xml version="1.0" encoding="utf-8"?>
-<w:document xmlns:wpc="http://schemas.microsoft.com/office/word/2010/wordprocessingCanvas" xmlns:cx="http://schemas.microsoft.com/office/drawing/2014/chartex" xmlns:cx1="http://schemas.microsoft.com/office/drawing/2015/9/8/chartex" xmlns:cx2="http://schemas.microsoft.com/office/drawing/2015/10/21/chartex" xmlns:cx3="http://schemas.microsoft.com/office/drawing/2016/5/9/chartex" xmlns:cx4="http://schemas.microsoft.com/office/drawing/2016/5/10/chartex" xmlns:cx5="http://schemas.microsoft.com/office/drawing/2016/5/11/chartex" xmlns:cx6="http://schemas.microsoft.com/office/drawing/2016/5/12/chartex" xmlns:cx7="http://schemas.microsoft.com/office/drawing/2016/5/13/chartex" xmlns:cx8="http://schemas.microsoft.com/office/drawing/2016/5/14/chartex" xmlns:mc="http://schemas.openxmlformats.org/markup-compatibility/2006" xmlns:aink="http://schemas.microsoft.com/office/drawing/2016/ink" xmlns:am3d="http://schemas.microsoft.com/office/drawing/2017/model3d" xmlns:o="urn:schemas-microsoft-com:office:office" xmlns:oel="http://schemas.microsoft.com/office/2019/extlst" xmlns:r="http://schemas.openxmlformats.org/officeDocument/2006/relationships" xmlns:m="http://schemas.openxmlformats.org/officeDocument/2006/math" xmlns:v="urn:schemas-microsoft-com:vml" xmlns:wp14="http://schemas.microsoft.com/office/word/2010/wordprocessingDrawing" xmlns:wp="http://schemas.openxmlformats.org/drawingml/2006/wordprocessingDrawing" xmlns:w10="urn:schemas-microsoft-com:office:word" xmlns:w="http://schemas.openxmlformats.org/wordprocessingml/2006/main" xmlns:w14="http://schemas.microsoft.com/office/word/2010/wordml" xmlns:w15="http://schemas.microsoft.com/office/word/2012/wordml" xmlns:w16cex="http://schemas.microsoft.com/office/word/2018/wordml/cex" xmlns:w16cid="http://schemas.microsoft.com/office/word/2016/wordml/cid" xmlns:w16="http://schemas.microsoft.com/office/word/2018/wordml" xmlns:w16sdtdh="http://schemas.microsoft.com/office/word/2020/wordml/sdtdatahash" xmlns:w16se="http://schemas.microsoft.com/office/word/2015/wordml/symex" xmlns:wpg="http://schemas.microsoft.com/office/word/2010/wordprocessingGroup" xmlns:wpi="http://schemas.microsoft.com/office/word/2010/wordprocessingInk" xmlns:wne="http://schemas.microsoft.com/office/word/2006/wordml" xmlns:wps="http://schemas.microsoft.com/office/word/2010/wordprocessingShape" mc:Ignorable="w14 w15 w16se w16cid w16 w16cex w16sdtdh wp14">
+<w:document xmlns:wpc="http://schemas.microsoft.com/office/word/2010/wordprocessingCanvas" xmlns:cx="http://schemas.microsoft.com/office/drawing/2014/chartex" xmlns:cx1="http://schemas.microsoft.com/office/drawing/2015/9/8/chartex" xmlns:cx2="http://schemas.microsoft.com/office/drawing/2015/10/21/chartex" xmlns:cx3="http://schemas.microsoft.com/office/drawing/2016/5/9/chartex" xmlns:cx4="http://schemas.microsoft.com/office/drawing/2016/5/10/chartex" xmlns:cx5="http://schemas.microsoft.com/office/drawing/2016/5/11/chartex" xmlns:cx6="http://schemas.microsoft.com/office/drawing/2016/5/12/chartex" xmlns:cx7="http://schemas.microsoft.com/office/drawing/2016/5/13/chartex" xmlns:cx8="http://schemas.microsoft.com/office/drawing/2016/5/14/chartex" xmlns:mc="http://schemas.openxmlformats.org/markup-compatibility/2006" xmlns:aink="http://schemas.microsoft.com/office/drawing/2016/ink" xmlns:am3d="http://schemas.microsoft.com/office/drawing/2017/model3d" xmlns:o="urn:schemas-microsoft-com:office:office" xmlns:r="http://schemas.openxmlformats.org/officeDocument/2006/relationships" xmlns:m="http://schemas.openxmlformats.org/officeDocument/2006/math" xmlns:v="urn:schemas-microsoft-com:vml" xmlns:wp14="http://schemas.microsoft.com/office/word/2010/wordprocessingDrawing" xmlns:wp="http://schemas.openxmlformats.org/drawingml/2006/wordprocessingDrawing" xmlns:w10="urn:schemas-microsoft-com:office:word" xmlns:w="http://schemas.openxmlformats.org/wordprocessingml/2006/main" xmlns:w14="http://schemas.microsoft.com/office/word/2010/wordml" xmlns:w15="http://schemas.microsoft.com/office/word/2012/wordml" xmlns:w16cid="http://schemas.microsoft.com/office/word/2016/wordml/cid" xmlns:w16se="http://schemas.microsoft.com/office/word/2015/wordml/symex" xmlns:wpg="http://schemas.microsoft.com/office/word/2010/wordprocessingGroup" xmlns:wpi="http://schemas.microsoft.com/office/word/2010/wordprocessingInk" xmlns:wne="http://schemas.microsoft.com/office/word/2006/wordml" xmlns:wps="http://schemas.microsoft.com/office/word/2010/wordprocessingShape" mc:Ignorable="w14 w15 w16se w16cid wp14">
   <w:body>
     <w:bookmarkStart w:id="0" w:name="_Toc217673706" w:displacedByCustomXml="next"/>
     <w:sdt>
@@ -1842,7 +1842,6 @@
         </w:rPr>
       </w:pPr>
       <w:bookmarkStart w:id="4" w:name="_Hlk218683689"/>
-      <w:commentRangeStart w:id="5"/>
       <w:r>
         <w:rPr>
           <w:rFonts w:ascii="Times New Roman" w:hAnsi="Times New Roman" w:cs="Times New Roman"/>
@@ -1946,13 +1945,6 @@
           <w:rFonts w:ascii="Times New Roman" w:hAnsi="Times New Roman" w:cs="Times New Roman"/>
         </w:rPr>
         <w:t xml:space="preserve"> Так объём мирового туристского потока на первую половину 2025 года год составляет около 690 млн прибытий, что на 5% больше, чем за аналогичный период 2024 года [1].</w:t>
-      </w:r>
-      <w:commentRangeEnd w:id="5"/>
-      <w:r>
-        <w:rPr>
-          <w:rStyle w:val="af6"/>
-        </w:rPr>
-        <w:commentReference w:id="5"/>
       </w:r>
     </w:p>
     <w:p>
@@ -2569,14 +2561,14 @@
         </w:rPr>
         <w:t xml:space="preserve">], </w:t>
       </w:r>
-      <w:bookmarkStart w:id="6" w:name="_Hlk217691043"/>
+      <w:bookmarkStart w:id="5" w:name="_Hlk217691043"/>
       <w:r>
         <w:rPr>
           <w:rFonts w:ascii="Times New Roman" w:hAnsi="Times New Roman" w:cs="Times New Roman"/>
         </w:rPr>
         <w:t>Голиковым В.А., Янаевой М.В., Рудником Н.Т</w:t>
       </w:r>
-      <w:bookmarkEnd w:id="6"/>
+      <w:bookmarkEnd w:id="5"/>
       <w:r>
         <w:rPr>
           <w:rFonts w:ascii="Times New Roman" w:hAnsi="Times New Roman" w:cs="Times New Roman"/>
@@ -2755,7 +2747,6 @@
         </w:rPr>
         <w:t xml:space="preserve"> </w:t>
       </w:r>
-      <w:commentRangeStart w:id="7"/>
       <w:r>
         <w:rPr>
           <w:rFonts w:ascii="Times New Roman" w:hAnsi="Times New Roman" w:cs="Times New Roman"/>
@@ -2772,20 +2763,7 @@
         <w:rPr>
           <w:rFonts w:ascii="Times New Roman" w:hAnsi="Times New Roman" w:cs="Times New Roman"/>
         </w:rPr>
-        <w:t xml:space="preserve"> </w:t>
-      </w:r>
-      <w:commentRangeEnd w:id="7"/>
-      <w:r>
-        <w:rPr>
-          <w:rStyle w:val="af6"/>
-        </w:rPr>
-        <w:commentReference w:id="7"/>
-      </w:r>
-      <w:r>
-        <w:rPr>
-          <w:rFonts w:ascii="Times New Roman" w:hAnsi="Times New Roman" w:cs="Times New Roman"/>
-        </w:rPr>
-        <w:t>балансировки нагрузки между подами микросеврисов</w:t>
+        <w:t xml:space="preserve"> балансировки нагрузки между подами микросеврисов</w:t>
       </w:r>
       <w:r>
         <w:rPr>
@@ -3017,7 +2995,6 @@
         </w:rPr>
         <w:t xml:space="preserve"> и </w:t>
       </w:r>
-      <w:commentRangeStart w:id="8"/>
       <w:r>
         <w:rPr>
           <w:rFonts w:ascii="Times New Roman" w:hAnsi="Times New Roman" w:cs="Times New Roman"/>
@@ -3035,13 +3012,6 @@
           <w:rFonts w:ascii="Times New Roman" w:hAnsi="Times New Roman" w:cs="Times New Roman"/>
         </w:rPr>
         <w:t>.</w:t>
-      </w:r>
-      <w:commentRangeEnd w:id="8"/>
-      <w:r>
-        <w:rPr>
-          <w:rStyle w:val="af6"/>
-        </w:rPr>
-        <w:commentReference w:id="8"/>
       </w:r>
     </w:p>
     <w:p>
@@ -3163,7 +3133,6 @@
         </w:rPr>
         <w:t xml:space="preserve">ресурсов </w:t>
       </w:r>
-      <w:commentRangeStart w:id="9"/>
       <w:r>
         <w:rPr>
           <w:rFonts w:ascii="Times New Roman" w:hAnsi="Times New Roman" w:cs="Times New Roman"/>
@@ -3193,13 +3162,6 @@
           <w:rFonts w:ascii="Times New Roman" w:hAnsi="Times New Roman" w:cs="Times New Roman"/>
         </w:rPr>
         <w:t>.</w:t>
-      </w:r>
-      <w:commentRangeEnd w:id="9"/>
-      <w:r>
-        <w:rPr>
-          <w:rStyle w:val="af6"/>
-        </w:rPr>
-        <w:commentReference w:id="9"/>
       </w:r>
     </w:p>
     <w:p>
@@ -3720,8 +3682,8 @@
           <w:szCs w:val="28"/>
         </w:rPr>
       </w:pPr>
-      <w:bookmarkStart w:id="10" w:name="_Toc217673708"/>
-      <w:bookmarkStart w:id="11" w:name="_Toc218878142"/>
+      <w:bookmarkStart w:id="6" w:name="_Toc217673708"/>
+      <w:bookmarkStart w:id="7" w:name="_Toc218878142"/>
       <w:r>
         <w:rPr>
           <w:rFonts w:ascii="Times New Roman" w:hAnsi="Times New Roman" w:cs="Times New Roman"/>
@@ -3745,8 +3707,8 @@
         </w:rPr>
         <w:t>ОБЗОР ИЗВЕСТНЫХ МЕТОДОВ И СРЕДСТВ РЕШЕНИЯ ПРОБЛЕМЫ</w:t>
       </w:r>
-      <w:bookmarkEnd w:id="10"/>
-      <w:bookmarkEnd w:id="11"/>
+      <w:bookmarkEnd w:id="6"/>
+      <w:bookmarkEnd w:id="7"/>
     </w:p>
     <w:p>
       <w:pPr>
@@ -3761,7 +3723,7 @@
           <w:szCs w:val="24"/>
         </w:rPr>
       </w:pPr>
-      <w:bookmarkStart w:id="12" w:name="_Toc218878143"/>
+      <w:bookmarkStart w:id="8" w:name="_Toc218878143"/>
       <w:r>
         <w:rPr>
           <w:rFonts w:ascii="Times New Roman" w:hAnsi="Times New Roman" w:cs="Times New Roman"/>
@@ -3784,7 +3746,7 @@
         </w:rPr>
         <w:t>Краткое описание предметной области</w:t>
       </w:r>
-      <w:bookmarkEnd w:id="12"/>
+      <w:bookmarkEnd w:id="8"/>
       <w:r>
         <w:rPr>
           <w:rFonts w:ascii="Times New Roman" w:hAnsi="Times New Roman" w:cs="Times New Roman"/>
@@ -3814,7 +3776,7 @@
         </w:rPr>
         <w:t xml:space="preserve">Перечень критических технологий Российской Федерации - один из основных инструментов государственной политики Российской Федерации в области развития отечественной науки и технологий. Его формирование предусмотрено «Основами политики Российской Федерации в области развития науки и технологий на период до 2010 года и дальнейшую перспективу», утверждёнными </w:t>
       </w:r>
-      <w:bookmarkStart w:id="13" w:name="_Hlk217691222"/>
+      <w:bookmarkStart w:id="9" w:name="_Hlk217691222"/>
       <w:r>
         <w:rPr>
           <w:rFonts w:ascii="Times New Roman" w:hAnsi="Times New Roman" w:cs="Times New Roman"/>
@@ -3822,7 +3784,7 @@
         </w:rPr>
         <w:t>Указом Президента Российской Федерации от 30 марта 2002 года № Пр-576</w:t>
       </w:r>
-      <w:bookmarkEnd w:id="13"/>
+      <w:bookmarkEnd w:id="9"/>
       <w:r>
         <w:rPr>
           <w:rFonts w:ascii="Times New Roman" w:hAnsi="Times New Roman" w:cs="Times New Roman"/>
@@ -3869,7 +3831,7 @@
         </w:rPr>
         <w:t xml:space="preserve">Перечень критических технологий Российской Федерации утверждается в соответствии с </w:t>
       </w:r>
-      <w:bookmarkStart w:id="14" w:name="_Hlk217691274"/>
+      <w:bookmarkStart w:id="10" w:name="_Hlk217691274"/>
       <w:r>
         <w:rPr>
           <w:rFonts w:ascii="Times New Roman" w:hAnsi="Times New Roman" w:cs="Times New Roman"/>
@@ -3877,7 +3839,7 @@
         </w:rPr>
         <w:t xml:space="preserve">поручением Президента Российской Федерации от </w:t>
       </w:r>
-      <w:bookmarkEnd w:id="14"/>
+      <w:bookmarkEnd w:id="10"/>
       <w:r>
         <w:rPr>
           <w:rFonts w:ascii="Times New Roman" w:hAnsi="Times New Roman" w:cs="Times New Roman"/>
@@ -3913,7 +3875,7 @@
         </w:rPr>
         <w:t xml:space="preserve"> </w:t>
       </w:r>
-      <w:bookmarkStart w:id="15" w:name="_Hlk217691300"/>
+      <w:bookmarkStart w:id="11" w:name="_Hlk217691300"/>
       <w:r>
         <w:rPr>
           <w:rFonts w:ascii="Times New Roman" w:hAnsi="Times New Roman" w:cs="Times New Roman"/>
@@ -3921,7 +3883,7 @@
         </w:rPr>
         <w:t xml:space="preserve">о корректировке приоритетных направлений развития науки, технологий и техники в Российской Федерации </w:t>
       </w:r>
-      <w:bookmarkEnd w:id="15"/>
+      <w:bookmarkEnd w:id="11"/>
       <w:r>
         <w:rPr>
           <w:rFonts w:ascii="Times New Roman" w:hAnsi="Times New Roman" w:cs="Times New Roman"/>
@@ -4129,7 +4091,7 @@
                     <pic:cNvPicPr/>
                   </pic:nvPicPr>
                   <pic:blipFill>
-                    <a:blip r:embed="rId12"/>
+                    <a:blip r:embed="rId8"/>
                     <a:stretch>
                       <a:fillRect/>
                     </a:stretch>
@@ -4169,7 +4131,7 @@
           <w:szCs w:val="24"/>
         </w:rPr>
       </w:pPr>
-      <w:bookmarkStart w:id="16" w:name="_Hlk217688651"/>
+      <w:bookmarkStart w:id="12" w:name="_Hlk217688651"/>
       <w:r>
         <w:rPr>
           <w:rFonts w:ascii="Times New Roman" w:hAnsi="Times New Roman" w:cs="Times New Roman"/>
@@ -4182,7 +4144,7 @@
         <w:t>Рисунок 2.1 – Динамика туристского потока РФ</w:t>
       </w:r>
     </w:p>
-    <w:bookmarkEnd w:id="16"/>
+    <w:bookmarkEnd w:id="12"/>
     <w:p>
       <w:pPr>
         <w:spacing w:after="0" w:line="360" w:lineRule="auto"/>
@@ -4665,7 +4627,7 @@
                     </pic:cNvPicPr>
                   </pic:nvPicPr>
                   <pic:blipFill>
-                    <a:blip r:embed="rId13">
+                    <a:blip r:embed="rId9">
                       <a:extLst>
                         <a:ext uri="{28A0092B-C50C-407E-A947-70E740481C1C}">
                           <a14:useLocalDpi xmlns:a14="http://schemas.microsoft.com/office/drawing/2010/main" val="0"/>
@@ -5020,7 +4982,7 @@
                     </pic:cNvPicPr>
                   </pic:nvPicPr>
                   <pic:blipFill>
-                    <a:blip r:embed="rId14" cstate="print">
+                    <a:blip r:embed="rId10" cstate="print">
                       <a:extLst>
                         <a:ext uri="{28A0092B-C50C-407E-A947-70E740481C1C}">
                           <a14:useLocalDpi xmlns:a14="http://schemas.microsoft.com/office/drawing/2010/main" val="0"/>
@@ -5523,7 +5485,7 @@
           <w:szCs w:val="24"/>
         </w:rPr>
       </w:pPr>
-      <w:bookmarkStart w:id="17" w:name="_Toc218878144"/>
+      <w:bookmarkStart w:id="13" w:name="_Toc218878144"/>
       <w:r>
         <w:rPr>
           <w:rFonts w:ascii="Times New Roman" w:hAnsi="Times New Roman" w:cs="Times New Roman"/>
@@ -5579,7 +5541,7 @@
         </w:rPr>
         <w:t>.</w:t>
       </w:r>
-      <w:bookmarkEnd w:id="17"/>
+      <w:bookmarkEnd w:id="13"/>
     </w:p>
     <w:p>
       <w:pPr>
@@ -5597,29 +5559,29 @@
         </w:rPr>
         <w:t xml:space="preserve">Прямых стандартов, описывающих требования к архитектуре информационных систем нет, однако есть несколько ключевых стандартов, которые создают фундамент и концептуальную основу. Одним из них является </w:t>
       </w:r>
-      <w:bookmarkStart w:id="18" w:name="_Hlk217691982"/>
+      <w:bookmarkStart w:id="14" w:name="_Hlk217691982"/>
       <w:r>
         <w:rPr>
           <w:rFonts w:ascii="Times New Roman" w:hAnsi="Times New Roman" w:cs="Times New Roman"/>
         </w:rPr>
         <w:t>ISO/IEC/IEEE 42010:2011</w:t>
       </w:r>
-      <w:bookmarkEnd w:id="18"/>
+      <w:bookmarkEnd w:id="14"/>
       <w:r>
         <w:rPr>
           <w:rFonts w:ascii="Times New Roman" w:hAnsi="Times New Roman" w:cs="Times New Roman"/>
         </w:rPr>
         <w:t xml:space="preserve">, в Российской классификации </w:t>
       </w:r>
-      <w:bookmarkStart w:id="19" w:name="_Hlk217691988"/>
+      <w:bookmarkStart w:id="15" w:name="_Hlk217691988"/>
       <w:r>
         <w:rPr>
           <w:rFonts w:ascii="Times New Roman" w:hAnsi="Times New Roman" w:cs="Times New Roman"/>
         </w:rPr>
         <w:t xml:space="preserve">ГОСТ Р 57100-2016 </w:t>
       </w:r>
-      <w:bookmarkStart w:id="20" w:name="_Hlk217691995"/>
-      <w:bookmarkEnd w:id="19"/>
+      <w:bookmarkStart w:id="16" w:name="_Hlk217691995"/>
+      <w:bookmarkEnd w:id="15"/>
       <w:r>
         <w:rPr>
           <w:rFonts w:ascii="Times New Roman" w:hAnsi="Times New Roman" w:cs="Times New Roman"/>
@@ -5650,7 +5612,7 @@
         </w:rPr>
         <w:t xml:space="preserve">. </w:t>
       </w:r>
-      <w:bookmarkEnd w:id="20"/>
+      <w:bookmarkEnd w:id="16"/>
       <w:r>
         <w:rPr>
           <w:rFonts w:ascii="Times New Roman" w:hAnsi="Times New Roman" w:cs="Times New Roman"/>
@@ -5733,21 +5695,21 @@
         </w:rPr>
         <w:t xml:space="preserve"> является </w:t>
       </w:r>
-      <w:bookmarkStart w:id="21" w:name="_Hlk217692024"/>
+      <w:bookmarkStart w:id="17" w:name="_Hlk217692024"/>
       <w:r>
         <w:rPr>
           <w:rFonts w:ascii="Times New Roman" w:hAnsi="Times New Roman" w:cs="Times New Roman"/>
         </w:rPr>
         <w:t>ISO/IEC 25010:2011</w:t>
       </w:r>
-      <w:bookmarkEnd w:id="21"/>
+      <w:bookmarkEnd w:id="17"/>
       <w:r>
         <w:rPr>
           <w:rFonts w:ascii="Times New Roman" w:hAnsi="Times New Roman" w:cs="Times New Roman"/>
         </w:rPr>
         <w:t xml:space="preserve">, в Российской классификации </w:t>
       </w:r>
-      <w:bookmarkStart w:id="22" w:name="_Hlk217692035"/>
+      <w:bookmarkStart w:id="18" w:name="_Hlk217692035"/>
       <w:r>
         <w:rPr>
           <w:rFonts w:ascii="Times New Roman" w:hAnsi="Times New Roman" w:cs="Times New Roman"/>
@@ -5760,15 +5722,15 @@
         </w:rPr>
         <w:t xml:space="preserve"> </w:t>
       </w:r>
-      <w:bookmarkStart w:id="23" w:name="_Hlk217692047"/>
-      <w:bookmarkEnd w:id="22"/>
+      <w:bookmarkStart w:id="19" w:name="_Hlk217692047"/>
+      <w:bookmarkEnd w:id="18"/>
       <w:r>
         <w:rPr>
           <w:rFonts w:ascii="Times New Roman" w:hAnsi="Times New Roman" w:cs="Times New Roman"/>
         </w:rPr>
         <w:t>«Системная и программная инженерия. Требования и оценка качества систем и программного обеспечения. Модели качества систем и программного продукта»</w:t>
       </w:r>
-      <w:bookmarkEnd w:id="23"/>
+      <w:bookmarkEnd w:id="19"/>
       <w:r>
         <w:rPr>
           <w:rFonts w:ascii="Times New Roman" w:hAnsi="Times New Roman" w:cs="Times New Roman"/>
@@ -6293,7 +6255,7 @@
         </w:rPr>
         <w:t>.</w:t>
       </w:r>
-      <w:bookmarkStart w:id="24" w:name="_Hlk217591944"/>
+      <w:bookmarkStart w:id="20" w:name="_Hlk217591944"/>
       <w:r>
         <w:rPr>
           <w:rFonts w:ascii="Times New Roman" w:hAnsi="Times New Roman" w:cs="Times New Roman"/>
@@ -6806,7 +6768,7 @@
         </w:rPr>
         <w:t xml:space="preserve"> </w:t>
       </w:r>
-      <w:bookmarkStart w:id="25" w:name="_Toc218878145"/>
+      <w:bookmarkStart w:id="21" w:name="_Toc218878145"/>
       <w:r>
         <w:rPr>
           <w:rFonts w:ascii="Times New Roman" w:hAnsi="Times New Roman" w:cs="Times New Roman"/>
@@ -6818,7 +6780,7 @@
         </w:rPr>
         <w:t>Сравнение и оценка технологических, алгоритмических и программных решений по теме исследования</w:t>
       </w:r>
-      <w:bookmarkEnd w:id="25"/>
+      <w:bookmarkEnd w:id="21"/>
     </w:p>
     <w:p>
       <w:pPr>
@@ -6842,7 +6804,7 @@
           <w:szCs w:val="24"/>
         </w:rPr>
       </w:pPr>
-      <w:bookmarkStart w:id="26" w:name="_Toc218878146"/>
+      <w:bookmarkStart w:id="22" w:name="_Toc218878146"/>
       <w:r>
         <w:rPr>
           <w:rFonts w:ascii="Times New Roman" w:hAnsi="Times New Roman" w:cs="Times New Roman"/>
@@ -6898,7 +6860,7 @@
         </w:rPr>
         <w:t>и распределения</w:t>
       </w:r>
-      <w:bookmarkEnd w:id="26"/>
+      <w:bookmarkEnd w:id="22"/>
     </w:p>
     <w:p>
       <w:pPr>
@@ -6958,7 +6920,7 @@
           <w:rFonts w:ascii="Times New Roman" w:hAnsi="Times New Roman" w:cs="Times New Roman"/>
         </w:rPr>
       </w:pPr>
-      <w:bookmarkStart w:id="27" w:name="_Hlk217695803"/>
+      <w:bookmarkStart w:id="23" w:name="_Hlk217695803"/>
       <w:r>
         <w:rPr>
           <w:rFonts w:ascii="Times New Roman" w:hAnsi="Times New Roman" w:cs="Times New Roman"/>
@@ -7101,7 +7063,7 @@
         <w:t>более открытый и модульный, чем Docker. Хотя rkt не получил такой широкой популярности, он остается жизнеспособным вариантом для тех, у кого в приоритете безопасность и простота.</w:t>
       </w:r>
     </w:p>
-    <w:bookmarkEnd w:id="27"/>
+    <w:bookmarkEnd w:id="23"/>
     <w:p>
       <w:pPr>
         <w:spacing w:after="0" w:line="360" w:lineRule="auto"/>
@@ -7241,7 +7203,7 @@
           <w:rFonts w:ascii="Times New Roman" w:hAnsi="Times New Roman" w:cs="Times New Roman"/>
         </w:rPr>
       </w:pPr>
-      <w:bookmarkStart w:id="28" w:name="_Hlk217695817"/>
+      <w:bookmarkStart w:id="24" w:name="_Hlk217695817"/>
       <w:r>
         <w:rPr>
           <w:rFonts w:ascii="Times New Roman" w:hAnsi="Times New Roman" w:cs="Times New Roman"/>
@@ -7372,7 +7334,7 @@
                     </pic:cNvPicPr>
                   </pic:nvPicPr>
                   <pic:blipFill>
-                    <a:blip r:embed="rId15">
+                    <a:blip r:embed="rId11">
                       <a:extLst>
                         <a:ext uri="{28A0092B-C50C-407E-A947-70E740481C1C}">
                           <a14:useLocalDpi xmlns:a14="http://schemas.microsoft.com/office/drawing/2010/main" val="0"/>
@@ -7547,7 +7509,7 @@
         </w:rPr>
         <w:t>Основное отличие Docker Swarm от Kubernetes заключается в сложности и функциональности. Kubernetes предлагает более мощные возможности для управления контейнерами, такие как автоматическое масштабирование и управление состоянием приложений, что делает его подходящим для крупных и сложных проектов. В то же время, Docker Swarm проще в использовании и настройке, что делает его идеальным выбором для небольших команд и проектов, где не требуется сложная инфраструктура.</w:t>
       </w:r>
-      <w:bookmarkEnd w:id="24"/>
+      <w:bookmarkEnd w:id="20"/>
     </w:p>
     <w:p>
       <w:pPr>
@@ -7665,7 +7627,7 @@
           <w:szCs w:val="24"/>
         </w:rPr>
       </w:pPr>
-      <w:bookmarkStart w:id="29" w:name="_Toc218878147"/>
+      <w:bookmarkStart w:id="25" w:name="_Toc218878147"/>
       <w:r>
         <w:rPr>
           <w:rFonts w:ascii="Times New Roman" w:hAnsi="Times New Roman" w:cs="Times New Roman"/>
@@ -7710,9 +7672,9 @@
         </w:rPr>
         <w:t>и распределения</w:t>
       </w:r>
-      <w:bookmarkEnd w:id="29"/>
-    </w:p>
-    <w:bookmarkEnd w:id="28"/>
+      <w:bookmarkEnd w:id="25"/>
+    </w:p>
+    <w:bookmarkEnd w:id="24"/>
     <w:p>
       <w:pPr>
         <w:spacing w:after="0" w:line="360" w:lineRule="auto"/>
@@ -8003,7 +7965,7 @@
                     <pic:cNvPicPr/>
                   </pic:nvPicPr>
                   <pic:blipFill>
-                    <a:blip r:embed="rId16"/>
+                    <a:blip r:embed="rId12"/>
                     <a:stretch>
                       <a:fillRect/>
                     </a:stretch>
@@ -8269,7 +8231,7 @@
                     </pic:cNvPicPr>
                   </pic:nvPicPr>
                   <pic:blipFill>
-                    <a:blip r:embed="rId17">
+                    <a:blip r:embed="rId13">
                       <a:extLst>
                         <a:ext uri="{28A0092B-C50C-407E-A947-70E740481C1C}">
                           <a14:useLocalDpi xmlns:a14="http://schemas.microsoft.com/office/drawing/2010/main" val="0"/>
@@ -9122,7 +9084,7 @@
           <w:szCs w:val="24"/>
         </w:rPr>
       </w:pPr>
-      <w:bookmarkStart w:id="30" w:name="_Toc218878148"/>
+      <w:bookmarkStart w:id="26" w:name="_Toc218878148"/>
       <w:r>
         <w:rPr>
           <w:rFonts w:ascii="Times New Roman" w:hAnsi="Times New Roman" w:cs="Times New Roman"/>
@@ -9134,7 +9096,7 @@
         </w:rPr>
         <w:t>Основные положения нагрузочного тестирования</w:t>
       </w:r>
-      <w:bookmarkEnd w:id="30"/>
+      <w:bookmarkEnd w:id="26"/>
     </w:p>
     <w:p>
       <w:pPr>
@@ -9314,14 +9276,14 @@
         <w:rPr>
           <w:rFonts w:ascii="Times New Roman" w:hAnsi="Times New Roman" w:cs="Times New Roman"/>
         </w:rPr>
-        <w:t xml:space="preserve">Ramp up - это период тестирования, в течение которого нагрузка на систему увеличивается от нуля или минимального значения до целевого уровня, который планируется тестировать. Длительность ramp-up зависит от целей тестирования и особенностей системы. Необходимо такое время для ramp-up, чтобы сервис успел пройти </w:t>
+        <w:t xml:space="preserve">Ramp up - это период тестирования, в течение которого нагрузка на систему увеличивается от нуля или минимального значения до целевого уровня, который планируется тестировать. Длительность ramp-up зависит от целей тестирования и особенностей системы. Необходимо такое время для ramp-up, чтобы сервис успел пройти все этапы прогрева, а именно установку соединений, наполнение кэша, запуск фоновых </w:t>
       </w:r>
       <w:r>
         <w:rPr>
           <w:rFonts w:ascii="Times New Roman" w:hAnsi="Times New Roman" w:cs="Times New Roman"/>
         </w:rPr>
         <w:lastRenderedPageBreak/>
-        <w:t>все этапы прогрева, а именно установку соединений, наполнение кэша, запуск фоновых процессов. Только после этого можно считать, что система работает в стабильном режиме, и снимать интересующие показатели. В реальной жизни пользователи подключаются к сервису постепенно, поэтому имитация нагрузки должна быть постепенной, чтобы сервис успевал адаптироваться к росту запросов, и чтобы метрики отражали именно ту работу, которую система выполняет в обычной эксплуатации, а не в момент резкого старта.</w:t>
+        <w:t>процессов. Только после этого можно считать, что система работает в стабильном режиме, и снимать интересующие показатели. В реальной жизни пользователи подключаются к сервису постепенно, поэтому имитация нагрузки должна быть постепенной, чтобы сервис успевал адаптироваться к росту запросов, и чтобы метрики отражали именно ту работу, которую система выполняет в обычной эксплуатации, а не в момент резкого старта.</w:t>
       </w:r>
     </w:p>
     <w:p>
@@ -9520,7 +9482,7 @@
                     </pic:cNvPicPr>
                   </pic:nvPicPr>
                   <pic:blipFill>
-                    <a:blip r:embed="rId18">
+                    <a:blip r:embed="rId14">
                       <a:extLst>
                         <a:ext uri="{28A0092B-C50C-407E-A947-70E740481C1C}">
                           <a14:useLocalDpi xmlns:a14="http://schemas.microsoft.com/office/drawing/2010/main" val="0"/>
@@ -9633,6 +9595,7 @@
           <w:rFonts w:ascii="Times New Roman" w:hAnsi="Times New Roman" w:cs="Times New Roman"/>
         </w:rPr>
       </w:pPr>
+      <w:bookmarkStart w:id="27" w:name="_GoBack"/>
       <w:r>
         <w:rPr>
           <w:noProof/>
@@ -9655,7 +9618,7 @@
                     </pic:cNvPicPr>
                   </pic:nvPicPr>
                   <pic:blipFill>
-                    <a:blip r:embed="rId19">
+                    <a:blip r:embed="rId15">
                       <a:extLst>
                         <a:ext uri="{28A0092B-C50C-407E-A947-70E740481C1C}">
                           <a14:useLocalDpi xmlns:a14="http://schemas.microsoft.com/office/drawing/2010/main" val="0"/>
@@ -9688,6 +9651,7 @@
           </wp:inline>
         </w:drawing>
       </w:r>
+      <w:bookmarkEnd w:id="27"/>
     </w:p>
     <w:p>
       <w:pPr>
@@ -9827,7 +9791,7 @@
                     </pic:cNvPicPr>
                   </pic:nvPicPr>
                   <pic:blipFill>
-                    <a:blip r:embed="rId20">
+                    <a:blip r:embed="rId16">
                       <a:extLst>
                         <a:ext uri="{28A0092B-C50C-407E-A947-70E740481C1C}">
                           <a14:useLocalDpi xmlns:a14="http://schemas.microsoft.com/office/drawing/2010/main" val="0"/>
@@ -10001,7 +9965,7 @@
           <w:szCs w:val="24"/>
         </w:rPr>
       </w:pPr>
-      <w:bookmarkStart w:id="31" w:name="_Toc218878149"/>
+      <w:bookmarkStart w:id="28" w:name="_Toc218878149"/>
       <w:r>
         <w:rPr>
           <w:rFonts w:ascii="Times New Roman" w:hAnsi="Times New Roman" w:cs="Times New Roman"/>
@@ -10013,7 +9977,7 @@
         </w:rPr>
         <w:t>Инструменты нагрузочного тестирования</w:t>
       </w:r>
-      <w:bookmarkEnd w:id="31"/>
+      <w:bookmarkEnd w:id="28"/>
     </w:p>
     <w:p>
       <w:pPr>
@@ -10195,7 +10159,7 @@
           <w:lang w:eastAsia="ru-RU"/>
         </w:rPr>
       </w:pPr>
-      <w:bookmarkStart w:id="32" w:name="_Toc218878150"/>
+      <w:bookmarkStart w:id="29" w:name="_Toc218878150"/>
       <w:r>
         <w:rPr>
           <w:rFonts w:ascii="Times New Roman" w:eastAsia="Times New Roman" w:hAnsi="Times New Roman" w:cs="Times New Roman"/>
@@ -10208,7 +10172,7 @@
         </w:rPr>
         <w:t>Постановка задачи исследования</w:t>
       </w:r>
-      <w:bookmarkEnd w:id="32"/>
+      <w:bookmarkEnd w:id="29"/>
       <w:r>
         <w:rPr>
           <w:rFonts w:ascii="Times New Roman" w:hAnsi="Times New Roman" w:cs="Times New Roman"/>
@@ -10486,19 +10450,11 @@
         </w:rPr>
         <w:t xml:space="preserve"> и </w:t>
       </w:r>
-      <w:commentRangeStart w:id="33"/>
       <w:r>
         <w:rPr>
           <w:rFonts w:ascii="Times New Roman" w:hAnsi="Times New Roman" w:cs="Times New Roman"/>
         </w:rPr>
         <w:t>архитектурных подходов к построению информационной системы.</w:t>
-      </w:r>
-      <w:commentRangeEnd w:id="33"/>
-      <w:r>
-        <w:rPr>
-          <w:rStyle w:val="af6"/>
-        </w:rPr>
-        <w:commentReference w:id="33"/>
       </w:r>
     </w:p>
     <w:p>
@@ -10621,7 +10577,6 @@
         </w:rPr>
         <w:t xml:space="preserve">ресурсов </w:t>
       </w:r>
-      <w:commentRangeStart w:id="34"/>
       <w:r>
         <w:rPr>
           <w:rFonts w:ascii="Times New Roman" w:hAnsi="Times New Roman" w:cs="Times New Roman"/>
@@ -10645,13 +10600,6 @@
           <w:rFonts w:ascii="Times New Roman" w:hAnsi="Times New Roman" w:cs="Times New Roman"/>
         </w:rPr>
         <w:t>паттерна.</w:t>
-      </w:r>
-      <w:commentRangeEnd w:id="34"/>
-      <w:r>
-        <w:rPr>
-          <w:rStyle w:val="af6"/>
-        </w:rPr>
-        <w:commentReference w:id="34"/>
       </w:r>
     </w:p>
     <w:p>
@@ -10724,7 +10672,7 @@
           <w:szCs w:val="28"/>
         </w:rPr>
       </w:pPr>
-      <w:bookmarkStart w:id="35" w:name="_Toc218878151"/>
+      <w:bookmarkStart w:id="30" w:name="_Toc218878151"/>
       <w:r>
         <w:rPr>
           <w:rFonts w:ascii="Times New Roman" w:hAnsi="Times New Roman" w:cs="Times New Roman"/>
@@ -10737,7 +10685,7 @@
         <w:lastRenderedPageBreak/>
         <w:t>ЗАКЛЮЧЕНИЕ</w:t>
       </w:r>
-      <w:bookmarkEnd w:id="35"/>
+      <w:bookmarkEnd w:id="30"/>
     </w:p>
     <w:p>
       <w:pPr>
@@ -10995,8 +10943,8 @@
           <w:szCs w:val="28"/>
         </w:rPr>
       </w:pPr>
-      <w:bookmarkStart w:id="36" w:name="_Toc217673709"/>
-      <w:bookmarkStart w:id="37" w:name="_Toc218878152"/>
+      <w:bookmarkStart w:id="31" w:name="_Toc217673709"/>
+      <w:bookmarkStart w:id="32" w:name="_Toc218878152"/>
       <w:r>
         <w:rPr>
           <w:rFonts w:ascii="Times New Roman" w:hAnsi="Times New Roman" w:cs="Times New Roman"/>
@@ -11009,8 +10957,8 @@
         <w:lastRenderedPageBreak/>
         <w:t>СПИСОК ЛИТЕРАТУРЫ</w:t>
       </w:r>
-      <w:bookmarkEnd w:id="36"/>
-      <w:bookmarkEnd w:id="37"/>
+      <w:bookmarkEnd w:id="31"/>
+      <w:bookmarkEnd w:id="32"/>
     </w:p>
     <w:p>
       <w:pPr>
@@ -11502,7 +11450,6 @@
         <w:jc w:val="both"/>
         <w:rPr>
           <w:rFonts w:ascii="Times New Roman" w:hAnsi="Times New Roman" w:cs="Times New Roman"/>
-          <w:lang w:val="en-US"/>
         </w:rPr>
       </w:pPr>
       <w:r>
@@ -11668,7 +11615,6 @@
       <w:r>
         <w:rPr>
           <w:rFonts w:ascii="Times New Roman" w:hAnsi="Times New Roman" w:cs="Times New Roman"/>
-          <w:lang w:val="en-US"/>
         </w:rPr>
         <w:t>.</w:t>
       </w:r>
@@ -11983,12 +11929,14 @@
       <w:r>
         <w:rPr>
           <w:rFonts w:ascii="Times New Roman" w:hAnsi="Times New Roman" w:cs="Times New Roman"/>
+          <w:lang w:val="en-US"/>
         </w:rPr>
         <w:t>6.</w:t>
       </w:r>
       <w:r>
         <w:rPr>
           <w:rFonts w:ascii="Times New Roman" w:hAnsi="Times New Roman" w:cs="Times New Roman"/>
+          <w:lang w:val="en-US"/>
         </w:rPr>
         <w:tab/>
       </w:r>
@@ -12001,6 +11949,7 @@
       <w:r>
         <w:rPr>
           <w:rFonts w:ascii="Times New Roman" w:hAnsi="Times New Roman" w:cs="Times New Roman"/>
+          <w:lang w:val="en-US"/>
         </w:rPr>
         <w:t xml:space="preserve">. </w:t>
       </w:r>
@@ -12013,6 +11962,7 @@
       <w:r>
         <w:rPr>
           <w:rFonts w:ascii="Times New Roman" w:hAnsi="Times New Roman" w:cs="Times New Roman"/>
+          <w:lang w:val="en-US"/>
         </w:rPr>
         <w:t xml:space="preserve"> «</w:t>
       </w:r>
@@ -12026,6 +11976,7 @@
       <w:r>
         <w:rPr>
           <w:rFonts w:ascii="Times New Roman" w:hAnsi="Times New Roman" w:cs="Times New Roman"/>
+          <w:lang w:val="en-US"/>
         </w:rPr>
         <w:t xml:space="preserve"> </w:t>
       </w:r>
@@ -12039,20 +11990,16 @@
       <w:r>
         <w:rPr>
           <w:rFonts w:ascii="Times New Roman" w:hAnsi="Times New Roman" w:cs="Times New Roman"/>
+          <w:lang w:val="en-US"/>
         </w:rPr>
         <w:t>»</w:t>
       </w:r>
       <w:r>
         <w:rPr>
           <w:rFonts w:ascii="Times New Roman" w:hAnsi="Times New Roman" w:cs="Times New Roman"/>
-        </w:rPr>
-        <w:t>.</w:t>
-      </w:r>
-      <w:r>
-        <w:rPr>
-          <w:rFonts w:ascii="Times New Roman" w:hAnsi="Times New Roman" w:cs="Times New Roman"/>
-        </w:rPr>
-        <w:t xml:space="preserve"> - </w:t>
+          <w:lang w:val="en-US"/>
+        </w:rPr>
+        <w:t xml:space="preserve">. - </w:t>
       </w:r>
       <w:r>
         <w:rPr>
@@ -12063,6 +12010,7 @@
       <w:r>
         <w:rPr>
           <w:rFonts w:ascii="Times New Roman" w:hAnsi="Times New Roman" w:cs="Times New Roman"/>
+          <w:lang w:val="en-US"/>
         </w:rPr>
         <w:t xml:space="preserve">. </w:t>
       </w:r>
@@ -12738,7 +12686,6 @@
         <w:jc w:val="both"/>
         <w:rPr>
           <w:rFonts w:ascii="Times New Roman" w:hAnsi="Times New Roman" w:cs="Times New Roman"/>
-          <w:lang w:val="en-US"/>
         </w:rPr>
       </w:pPr>
       <w:r>
@@ -12795,7 +12742,6 @@
       <w:r>
         <w:rPr>
           <w:rFonts w:ascii="Times New Roman" w:hAnsi="Times New Roman" w:cs="Times New Roman"/>
-          <w:lang w:val="en-US"/>
         </w:rPr>
         <w:t xml:space="preserve"> </w:t>
       </w:r>
@@ -12868,7 +12814,6 @@
       <w:r>
         <w:rPr>
           <w:rFonts w:ascii="Times New Roman" w:hAnsi="Times New Roman" w:cs="Times New Roman"/>
-          <w:lang w:val="en-US"/>
         </w:rPr>
         <w:t>.</w:t>
       </w:r>
@@ -12892,12 +12837,6 @@
           <w:rFonts w:ascii="Times New Roman" w:hAnsi="Times New Roman" w:cs="Times New Roman"/>
         </w:rPr>
         <w:tab/>
-      </w:r>
-      <w:commentRangeStart w:id="38"/>
-      <w:r>
-        <w:rPr>
-          <w:rFonts w:ascii="Times New Roman" w:hAnsi="Times New Roman" w:cs="Times New Roman"/>
-        </w:rPr>
         <w:t xml:space="preserve">Лобова А.И., Вершинин Е.В., Фёдоров В.О. Обзор DDOS-атак на IoT устройства </w:t>
       </w:r>
       <w:r>
@@ -12990,13 +12929,6 @@
         </w:rPr>
         <w:t>.</w:t>
       </w:r>
-      <w:commentRangeEnd w:id="38"/>
-      <w:r>
-        <w:rPr>
-          <w:rStyle w:val="af6"/>
-        </w:rPr>
-        <w:commentReference w:id="38"/>
-      </w:r>
     </w:p>
     <w:p>
       <w:pPr>
@@ -13004,7 +12936,6 @@
         <w:jc w:val="both"/>
         <w:rPr>
           <w:rFonts w:ascii="Times New Roman" w:hAnsi="Times New Roman" w:cs="Times New Roman"/>
-          <w:lang w:val="en-US"/>
         </w:rPr>
       </w:pPr>
       <w:r>
@@ -13114,7 +13045,6 @@
       <w:r>
         <w:rPr>
           <w:rFonts w:ascii="Times New Roman" w:hAnsi="Times New Roman" w:cs="Times New Roman"/>
-          <w:lang w:val="en-US"/>
         </w:rPr>
         <w:t>.</w:t>
       </w:r>
@@ -14542,39 +14472,38 @@
         <w:jc w:val="both"/>
         <w:rPr>
           <w:rFonts w:ascii="Times New Roman" w:hAnsi="Times New Roman" w:cs="Times New Roman"/>
+        </w:rPr>
+      </w:pPr>
+      <w:r>
+        <w:rPr>
+          <w:rFonts w:ascii="Times New Roman" w:hAnsi="Times New Roman" w:cs="Times New Roman"/>
+        </w:rPr>
+        <w:t>28.</w:t>
+      </w:r>
+      <w:r>
+        <w:rPr>
+          <w:rFonts w:ascii="Times New Roman" w:hAnsi="Times New Roman" w:cs="Times New Roman"/>
+        </w:rPr>
+        <w:tab/>
+      </w:r>
+      <w:bookmarkStart w:id="33" w:name="_Hlk217696415"/>
+      <w:r>
+        <w:rPr>
+          <w:rFonts w:ascii="Times New Roman" w:hAnsi="Times New Roman" w:cs="Times New Roman"/>
+        </w:rPr>
+        <w:t>Нагрузочное тестирование без самообмана: как планировать фазы и правильно снимать метрики</w:t>
+      </w:r>
+      <w:r>
+        <w:rPr>
+          <w:rFonts w:ascii="Times New Roman" w:hAnsi="Times New Roman" w:cs="Times New Roman"/>
+        </w:rPr>
+        <w:t xml:space="preserve">. </w:t>
+      </w:r>
+      <w:r>
+        <w:rPr>
+          <w:rFonts w:ascii="Times New Roman" w:hAnsi="Times New Roman" w:cs="Times New Roman"/>
           <w:lang w:val="en-US"/>
         </w:rPr>
-      </w:pPr>
-      <w:r>
-        <w:rPr>
-          <w:rFonts w:ascii="Times New Roman" w:hAnsi="Times New Roman" w:cs="Times New Roman"/>
-        </w:rPr>
-        <w:t>28.</w:t>
-      </w:r>
-      <w:r>
-        <w:rPr>
-          <w:rFonts w:ascii="Times New Roman" w:hAnsi="Times New Roman" w:cs="Times New Roman"/>
-        </w:rPr>
-        <w:tab/>
-      </w:r>
-      <w:bookmarkStart w:id="39" w:name="_Hlk217696415"/>
-      <w:r>
-        <w:rPr>
-          <w:rFonts w:ascii="Times New Roman" w:hAnsi="Times New Roman" w:cs="Times New Roman"/>
-        </w:rPr>
-        <w:t>Нагрузочное тестирование без самообмана: как планировать фазы и правильно снимать метрики</w:t>
-      </w:r>
-      <w:r>
-        <w:rPr>
-          <w:rFonts w:ascii="Times New Roman" w:hAnsi="Times New Roman" w:cs="Times New Roman"/>
-        </w:rPr>
-        <w:t xml:space="preserve">. </w:t>
-      </w:r>
-      <w:r>
-        <w:rPr>
-          <w:rFonts w:ascii="Times New Roman" w:hAnsi="Times New Roman" w:cs="Times New Roman"/>
-          <w:lang w:val="en-US"/>
-        </w:rPr>
         <w:t>URL</w:t>
       </w:r>
       <w:r>
@@ -14640,12 +14569,11 @@
       <w:r>
         <w:rPr>
           <w:rFonts w:ascii="Times New Roman" w:hAnsi="Times New Roman" w:cs="Times New Roman"/>
-          <w:lang w:val="en-US"/>
         </w:rPr>
         <w:t>.</w:t>
       </w:r>
     </w:p>
-    <w:bookmarkEnd w:id="39"/>
+    <w:bookmarkEnd w:id="33"/>
     <w:p>
       <w:pPr>
         <w:spacing w:after="0" w:line="360" w:lineRule="auto"/>
@@ -15011,7 +14939,7 @@
           <w:szCs w:val="28"/>
         </w:rPr>
       </w:pPr>
-      <w:bookmarkStart w:id="40" w:name="_Toc217673710"/>
+      <w:bookmarkStart w:id="34" w:name="_Toc217673710"/>
       <w:r>
         <w:rPr>
           <w:rFonts w:ascii="Times New Roman" w:hAnsi="Times New Roman" w:cs="Times New Roman"/>
@@ -15037,7 +14965,7 @@
           <w:szCs w:val="28"/>
         </w:rPr>
       </w:pPr>
-      <w:bookmarkStart w:id="41" w:name="_Toc218878153"/>
+      <w:bookmarkStart w:id="35" w:name="_Toc218878153"/>
       <w:r>
         <w:rPr>
           <w:rFonts w:ascii="Times New Roman" w:hAnsi="Times New Roman" w:cs="Times New Roman"/>
@@ -15050,8 +14978,8 @@
         <w:lastRenderedPageBreak/>
         <w:t>ПРИЛОЖЕНИЕ АВТОРЕФЕРАТ</w:t>
       </w:r>
-      <w:bookmarkEnd w:id="40"/>
-      <w:bookmarkEnd w:id="41"/>
+      <w:bookmarkEnd w:id="34"/>
+      <w:bookmarkEnd w:id="35"/>
     </w:p>
     <w:p>
       <w:pPr>
@@ -15442,7 +15370,7 @@
         <w:lastRenderedPageBreak/>
         <w:t>ОБЩАЯ ХАРАКТЕРИСТИКА РАБОТЫ</w:t>
       </w:r>
-      <w:bookmarkStart w:id="42" w:name="_Toc217673711"/>
+      <w:bookmarkStart w:id="36" w:name="_Toc217673711"/>
     </w:p>
     <w:p>
       <w:pPr>
@@ -15891,19 +15819,11 @@
         </w:rPr>
         <w:t xml:space="preserve"> и </w:t>
       </w:r>
-      <w:commentRangeStart w:id="43"/>
       <w:r>
         <w:rPr>
           <w:rFonts w:ascii="Times New Roman" w:hAnsi="Times New Roman" w:cs="Times New Roman"/>
         </w:rPr>
         <w:t>архитектурных подходов к построению информационной системы.</w:t>
-      </w:r>
-      <w:commentRangeEnd w:id="43"/>
-      <w:r>
-        <w:rPr>
-          <w:rStyle w:val="af6"/>
-        </w:rPr>
-        <w:commentReference w:id="43"/>
       </w:r>
     </w:p>
     <w:p>
@@ -16026,7 +15946,6 @@
         </w:rPr>
         <w:t xml:space="preserve">ресурсов </w:t>
       </w:r>
-      <w:commentRangeStart w:id="44"/>
       <w:r>
         <w:rPr>
           <w:rFonts w:ascii="Times New Roman" w:hAnsi="Times New Roman" w:cs="Times New Roman"/>
@@ -16050,13 +15969,6 @@
           <w:rFonts w:ascii="Times New Roman" w:hAnsi="Times New Roman" w:cs="Times New Roman"/>
         </w:rPr>
         <w:t>паттерна.</w:t>
-      </w:r>
-      <w:commentRangeEnd w:id="44"/>
-      <w:r>
-        <w:rPr>
-          <w:rStyle w:val="af6"/>
-        </w:rPr>
-        <w:commentReference w:id="44"/>
       </w:r>
     </w:p>
     <w:p>
@@ -16518,7 +16430,7 @@
           <w:szCs w:val="28"/>
         </w:rPr>
       </w:pPr>
-      <w:bookmarkStart w:id="45" w:name="_Toc218878154"/>
+      <w:bookmarkStart w:id="37" w:name="_Toc218878154"/>
       <w:r>
         <w:rPr>
           <w:rFonts w:ascii="Times New Roman" w:hAnsi="Times New Roman" w:cs="Times New Roman"/>
@@ -16542,8 +16454,8 @@
         </w:rPr>
         <w:t>РИЛОЖЕНИЕ СТАТЬЯ</w:t>
       </w:r>
-      <w:bookmarkEnd w:id="42"/>
-      <w:bookmarkEnd w:id="45"/>
+      <w:bookmarkEnd w:id="36"/>
+      <w:bookmarkEnd w:id="37"/>
     </w:p>
     <w:p>
       <w:pPr>
@@ -16806,7 +16718,7 @@
           <w14:ligatures w14:val="none"/>
         </w:rPr>
       </w:pPr>
-      <w:bookmarkStart w:id="46" w:name="_Hlk217695354"/>
+      <w:bookmarkStart w:id="38" w:name="_Hlk217695354"/>
       <w:r>
         <w:rPr>
           <w:rFonts w:ascii="Times New Roman" w:eastAsia="Calibri" w:hAnsi="Times New Roman" w:cs="Times New Roman"/>
@@ -17021,8 +16933,8 @@
           <w14:ligatures w14:val="none"/>
         </w:rPr>
       </w:pPr>
-      <w:bookmarkStart w:id="47" w:name="_Hlk217695358"/>
-      <w:bookmarkEnd w:id="46"/>
+      <w:bookmarkStart w:id="39" w:name="_Hlk217695358"/>
+      <w:bookmarkEnd w:id="38"/>
       <w:r>
         <w:rPr>
           <w:rFonts w:ascii="Times New Roman" w:eastAsia="Calibri" w:hAnsi="Times New Roman" w:cs="Times New Roman"/>
@@ -17146,14 +17058,14 @@
         <w:rPr>
           <w:rFonts w:ascii="Times New Roman" w:hAnsi="Times New Roman" w:cs="Times New Roman"/>
         </w:rPr>
-        <w:t xml:space="preserve">Набор клиентских средств позволяет запускать процессы в новых контейнерах (docker run), останавливать и запускать контейнеры (docker stop и docker start), приостанавливать и возобновлять процессы в контейнерах (docker pause и docker unpause). Серия команд позволяет осуществлять мониторинг запущенных процессов (docker ps по аналогии с ps в Unix-системах, docker top по аналогии с top и другие). Новые образы возможно создавать из специального сценарного файла (docker build, файл сценария носит название Dockerfile), возможно записать все изменения, сделанные в контейнере, в новый образ (docker commit). Все команды могут работать как с docker-демоном локальной системы, так и с любым сервером Docker, доступным по сети. Кроме того, в интерфейсе командной строки встроены возможности по взаимодействию с публичным репозиторием Docker Hub, в котором размещены предварительно собранные образы приложений, </w:t>
+        <w:t xml:space="preserve">Набор клиентских средств позволяет запускать процессы в новых контейнерах (docker run), останавливать и запускать контейнеры (docker stop и docker start), приостанавливать и возобновлять процессы в контейнерах (docker pause и docker unpause). Серия команд позволяет осуществлять мониторинг запущенных процессов (docker ps по аналогии с ps в Unix-системах, docker top по аналогии с top и другие). Новые образы возможно создавать из специального сценарного файла (docker build, файл сценария носит название Dockerfile), возможно записать все изменения, сделанные в контейнере, в новый образ (docker commit). Все команды могут работать как с docker-демоном локальной системы, так и с любым сервером Docker, доступным по сети. Кроме того, в интерфейсе командной строки встроены возможности по взаимодействию с публичным репозиторием Docker Hub, в котором размещены предварительно собранные образы приложений, например, команда docker search позволяет осуществить поиск среди размещённых в нём </w:t>
       </w:r>
       <w:r>
         <w:rPr>
           <w:rFonts w:ascii="Times New Roman" w:hAnsi="Times New Roman" w:cs="Times New Roman"/>
         </w:rPr>
         <w:lastRenderedPageBreak/>
-        <w:t>например, команда docker search позволяет осуществить поиск среди размещённых в нём образов[</w:t>
+        <w:t>образов[</w:t>
       </w:r>
       <w:r>
         <w:rPr>
@@ -17530,20 +17442,26 @@
         <w:rPr>
           <w:rFonts w:ascii="Times New Roman" w:hAnsi="Times New Roman" w:cs="Times New Roman"/>
         </w:rPr>
+        <w:t>Функциональное тестирование</w:t>
+      </w:r>
+      <w:r>
+        <w:rPr>
+          <w:rFonts w:ascii="Times New Roman" w:hAnsi="Times New Roman" w:cs="Times New Roman"/>
+        </w:rPr>
+        <w:t xml:space="preserve"> - </w:t>
+      </w:r>
+      <w:r>
+        <w:rPr>
+          <w:rFonts w:ascii="Times New Roman" w:hAnsi="Times New Roman" w:cs="Times New Roman"/>
+        </w:rPr>
+        <w:t xml:space="preserve">это проверка того, корректно ли выполняет программа или приложение свои функции. Основными аспектами функционального </w:t>
+      </w:r>
+      <w:r>
+        <w:rPr>
+          <w:rFonts w:ascii="Times New Roman" w:hAnsi="Times New Roman" w:cs="Times New Roman"/>
+        </w:rPr>
         <w:lastRenderedPageBreak/>
-        <w:t>Функциональное тестирование</w:t>
-      </w:r>
-      <w:r>
-        <w:rPr>
-          <w:rFonts w:ascii="Times New Roman" w:hAnsi="Times New Roman" w:cs="Times New Roman"/>
-        </w:rPr>
-        <w:t xml:space="preserve"> - </w:t>
-      </w:r>
-      <w:r>
-        <w:rPr>
-          <w:rFonts w:ascii="Times New Roman" w:hAnsi="Times New Roman" w:cs="Times New Roman"/>
-        </w:rPr>
-        <w:t xml:space="preserve">это проверка того, корректно ли выполняет программа или приложение свои функции. Основными аспектами функционального тестирования являются либо основания на требованиях или основание на бизнес-процессах. Нефункциональное тестирование </w:t>
+        <w:t xml:space="preserve">тестирования являются либо основания на требованиях или основание на бизнес-процессах. Нефункциональное тестирование </w:t>
       </w:r>
       <w:r>
         <w:rPr>
@@ -17845,14 +17763,14 @@
         <w:rPr>
           <w:rFonts w:ascii="Times New Roman" w:hAnsi="Times New Roman" w:cs="Times New Roman"/>
         </w:rPr>
-        <w:t xml:space="preserve">Хотя изначально JMeter разрабатывался </w:t>
+        <w:t xml:space="preserve">Хотя изначально JMeter разрабатывался как средство тестирования web-приложений, в настоящее время он способен проводить нагрузочные тесты для JDBC-соединений, FTP, LDAP, SOAP, JMS, POP3, IMAP, HTTP и </w:t>
       </w:r>
       <w:r>
         <w:rPr>
           <w:rFonts w:ascii="Times New Roman" w:hAnsi="Times New Roman" w:cs="Times New Roman"/>
         </w:rPr>
         <w:lastRenderedPageBreak/>
-        <w:t>как средство тестирования web-приложений, в настоящее время он способен проводить нагрузочные тесты для JDBC-соединений, FTP, LDAP, SOAP, JMS, POP3, IMAP, HTTP и TCP.</w:t>
+        <w:t>TCP.</w:t>
       </w:r>
       <w:r>
         <w:rPr>
@@ -17878,8 +17796,8 @@
           <w14:ligatures w14:val="none"/>
         </w:rPr>
       </w:pPr>
-      <w:bookmarkStart w:id="48" w:name="_Hlk217695332"/>
-      <w:bookmarkEnd w:id="47"/>
+      <w:bookmarkStart w:id="40" w:name="_Hlk217695332"/>
+      <w:bookmarkEnd w:id="39"/>
       <w:r>
         <w:rPr>
           <w:rFonts w:ascii="Times New Roman" w:eastAsia="Calibri" w:hAnsi="Times New Roman" w:cs="Times New Roman"/>
@@ -17999,7 +17917,7 @@
         <w:t>Комплексное использование перечисленных подходов делает микросервисные системы устойчивыми к росту, уменьшает операционные риски и повышает надёжность сервисов. Такой подход позволяет компаниям уверенно развивать приложения, удовлетворять растущий спрос и поддерживать высокое качество работы даже в условиях постоянно увеличивающихся нагрузок.</w:t>
       </w:r>
     </w:p>
-    <w:bookmarkEnd w:id="48"/>
+    <w:bookmarkEnd w:id="40"/>
     <w:p>
       <w:pPr>
         <w:jc w:val="center"/>
@@ -18263,44 +18181,56 @@
         <w:jc w:val="both"/>
         <w:rPr>
           <w:rFonts w:ascii="Times New Roman" w:hAnsi="Times New Roman" w:cs="Times New Roman"/>
+        </w:rPr>
+      </w:pPr>
+      <w:r>
+        <w:rPr>
+          <w:rFonts w:ascii="Times New Roman" w:hAnsi="Times New Roman" w:cs="Times New Roman"/>
+        </w:rPr>
+        <w:t>2.</w:t>
+      </w:r>
+      <w:r>
+        <w:rPr>
+          <w:rFonts w:ascii="Times New Roman" w:hAnsi="Times New Roman" w:cs="Times New Roman"/>
+        </w:rPr>
+        <w:t xml:space="preserve">Михайлова А. </w:t>
+      </w:r>
+      <w:r>
+        <w:rPr>
+          <w:rFonts w:ascii="Times New Roman" w:hAnsi="Times New Roman" w:cs="Times New Roman"/>
+        </w:rPr>
+        <w:t>Издание Коммерсант.</w:t>
+      </w:r>
+      <w:r>
+        <w:rPr>
+          <w:rFonts w:ascii="Times New Roman" w:hAnsi="Times New Roman" w:cs="Times New Roman"/>
+        </w:rPr>
+        <w:t xml:space="preserve"> «</w:t>
+      </w:r>
+      <w:r>
+        <w:rPr>
+          <w:rFonts w:ascii="Times New Roman" w:hAnsi="Times New Roman" w:cs="Times New Roman"/>
+        </w:rPr>
+        <w:t>Эксперт по безопасности оценила потери российской экономики от сбоя в работе Facebook</w:t>
+      </w:r>
+      <w:r>
+        <w:rPr>
+          <w:rFonts w:ascii="Times New Roman" w:hAnsi="Times New Roman" w:cs="Times New Roman"/>
+        </w:rPr>
+        <w:t>»</w:t>
+      </w:r>
+      <w:r>
+        <w:rPr>
+          <w:rFonts w:ascii="Times New Roman" w:hAnsi="Times New Roman" w:cs="Times New Roman"/>
+        </w:rPr>
+        <w:t xml:space="preserve"> </w:t>
+      </w:r>
+      <w:r>
+        <w:rPr>
+          <w:rFonts w:ascii="Times New Roman" w:hAnsi="Times New Roman" w:cs="Times New Roman"/>
           <w:lang w:val="en-US"/>
         </w:rPr>
-      </w:pPr>
-      <w:r>
-        <w:rPr>
-          <w:rFonts w:ascii="Times New Roman" w:hAnsi="Times New Roman" w:cs="Times New Roman"/>
-        </w:rPr>
-        <w:t>2.</w:t>
-      </w:r>
-      <w:r>
-        <w:rPr>
-          <w:rFonts w:ascii="Times New Roman" w:hAnsi="Times New Roman" w:cs="Times New Roman"/>
-        </w:rPr>
-        <w:t xml:space="preserve">Михайлова А. </w:t>
-      </w:r>
-      <w:r>
-        <w:rPr>
-          <w:rFonts w:ascii="Times New Roman" w:hAnsi="Times New Roman" w:cs="Times New Roman"/>
-        </w:rPr>
-        <w:t>Издание Коммерсант.</w:t>
-      </w:r>
-      <w:r>
-        <w:rPr>
-          <w:rFonts w:ascii="Times New Roman" w:hAnsi="Times New Roman" w:cs="Times New Roman"/>
-        </w:rPr>
-        <w:t xml:space="preserve"> «</w:t>
-      </w:r>
-      <w:r>
-        <w:rPr>
-          <w:rFonts w:ascii="Times New Roman" w:hAnsi="Times New Roman" w:cs="Times New Roman"/>
-        </w:rPr>
-        <w:t>Эксперт по безопасности оценила потери российской экономики от сбоя в работе Facebook</w:t>
-      </w:r>
-      <w:r>
-        <w:rPr>
-          <w:rFonts w:ascii="Times New Roman" w:hAnsi="Times New Roman" w:cs="Times New Roman"/>
-        </w:rPr>
-        <w:t>»</w:t>
+        <w:t>URL</w:t>
       </w:r>
       <w:r>
         <w:rPr>
@@ -18313,11 +18243,156 @@
           <w:rFonts w:ascii="Times New Roman" w:hAnsi="Times New Roman" w:cs="Times New Roman"/>
           <w:lang w:val="en-US"/>
         </w:rPr>
+        <w:t>https</w:t>
+      </w:r>
+      <w:r>
+        <w:rPr>
+          <w:rFonts w:ascii="Times New Roman" w:hAnsi="Times New Roman" w:cs="Times New Roman"/>
+        </w:rPr>
+        <w:t>://</w:t>
+      </w:r>
+      <w:r>
+        <w:rPr>
+          <w:rFonts w:ascii="Times New Roman" w:hAnsi="Times New Roman" w:cs="Times New Roman"/>
+          <w:lang w:val="en-US"/>
+        </w:rPr>
+        <w:t>www</w:t>
+      </w:r>
+      <w:r>
+        <w:rPr>
+          <w:rFonts w:ascii="Times New Roman" w:hAnsi="Times New Roman" w:cs="Times New Roman"/>
+        </w:rPr>
+        <w:t>.</w:t>
+      </w:r>
+      <w:r>
+        <w:rPr>
+          <w:rFonts w:ascii="Times New Roman" w:hAnsi="Times New Roman" w:cs="Times New Roman"/>
+          <w:lang w:val="en-US"/>
+        </w:rPr>
+        <w:t>kommersant</w:t>
+      </w:r>
+      <w:r>
+        <w:rPr>
+          <w:rFonts w:ascii="Times New Roman" w:hAnsi="Times New Roman" w:cs="Times New Roman"/>
+        </w:rPr>
+        <w:t>.</w:t>
+      </w:r>
+      <w:r>
+        <w:rPr>
+          <w:rFonts w:ascii="Times New Roman" w:hAnsi="Times New Roman" w:cs="Times New Roman"/>
+          <w:lang w:val="en-US"/>
+        </w:rPr>
+        <w:t>ru</w:t>
+      </w:r>
+      <w:r>
+        <w:rPr>
+          <w:rFonts w:ascii="Times New Roman" w:hAnsi="Times New Roman" w:cs="Times New Roman"/>
+        </w:rPr>
+        <w:t>/</w:t>
+      </w:r>
+      <w:r>
+        <w:rPr>
+          <w:rFonts w:ascii="Times New Roman" w:hAnsi="Times New Roman" w:cs="Times New Roman"/>
+          <w:lang w:val="en-US"/>
+        </w:rPr>
+        <w:t>doc</w:t>
+      </w:r>
+      <w:r>
+        <w:rPr>
+          <w:rFonts w:ascii="Times New Roman" w:hAnsi="Times New Roman" w:cs="Times New Roman"/>
+        </w:rPr>
+        <w:t xml:space="preserve">/5018381 </w:t>
+      </w:r>
+      <w:r>
+        <w:rPr>
+          <w:rFonts w:ascii="Times New Roman" w:hAnsi="Times New Roman" w:cs="Times New Roman"/>
+        </w:rPr>
+        <w:t>(</w:t>
+      </w:r>
+      <w:r>
+        <w:rPr>
+          <w:rFonts w:ascii="Times New Roman" w:hAnsi="Times New Roman" w:cs="Times New Roman"/>
+        </w:rPr>
+        <w:t>дата обращения 11.12.2025</w:t>
+      </w:r>
+      <w:r>
+        <w:rPr>
+          <w:rFonts w:ascii="Times New Roman" w:hAnsi="Times New Roman" w:cs="Times New Roman"/>
+        </w:rPr>
+        <w:t>)</w:t>
+      </w:r>
+      <w:r>
+        <w:rPr>
+          <w:rFonts w:ascii="Times New Roman" w:hAnsi="Times New Roman" w:cs="Times New Roman"/>
+        </w:rPr>
+        <w:t>.</w:t>
+      </w:r>
+    </w:p>
+    <w:p>
+      <w:pPr>
+        <w:spacing w:after="0" w:line="240" w:lineRule="auto"/>
+        <w:jc w:val="both"/>
+        <w:rPr>
+          <w:rFonts w:ascii="Times New Roman" w:hAnsi="Times New Roman" w:cs="Times New Roman"/>
+          <w:lang w:val="en-US"/>
+        </w:rPr>
+      </w:pPr>
+      <w:r>
+        <w:rPr>
+          <w:rFonts w:ascii="Times New Roman" w:hAnsi="Times New Roman" w:cs="Times New Roman"/>
+        </w:rPr>
+        <w:t>3.</w:t>
+      </w:r>
+      <w:r>
+        <w:rPr>
+          <w:rFonts w:ascii="Times New Roman" w:hAnsi="Times New Roman" w:cs="Times New Roman"/>
+        </w:rPr>
+        <w:t>Правительств</w:t>
+      </w:r>
+      <w:r>
+        <w:rPr>
+          <w:rFonts w:ascii="Times New Roman" w:hAnsi="Times New Roman" w:cs="Times New Roman"/>
+        </w:rPr>
+        <w:t>о</w:t>
+      </w:r>
+      <w:r>
+        <w:rPr>
+          <w:rFonts w:ascii="Times New Roman" w:hAnsi="Times New Roman" w:cs="Times New Roman"/>
+        </w:rPr>
+        <w:t xml:space="preserve"> России.</w:t>
+      </w:r>
+      <w:r>
+        <w:t xml:space="preserve"> </w:t>
+      </w:r>
+      <w:r>
+        <w:rPr>
+          <w:rFonts w:ascii="Times New Roman" w:hAnsi="Times New Roman" w:cs="Times New Roman"/>
+        </w:rPr>
+        <w:t>Национальный проект «Туризм и гостеприимство»</w:t>
+      </w:r>
+      <w:r>
+        <w:rPr>
+          <w:rFonts w:ascii="Times New Roman" w:hAnsi="Times New Roman" w:cs="Times New Roman"/>
+        </w:rPr>
+        <w:t>.</w:t>
+      </w:r>
+      <w:r>
+        <w:rPr>
+          <w:rFonts w:ascii="Times New Roman" w:hAnsi="Times New Roman" w:cs="Times New Roman"/>
+        </w:rPr>
+        <w:t xml:space="preserve"> </w:t>
+      </w:r>
+      <w:r>
+        <w:rPr>
+          <w:rFonts w:ascii="Times New Roman" w:hAnsi="Times New Roman" w:cs="Times New Roman"/>
+          <w:lang w:val="en-US"/>
+        </w:rPr>
         <w:t>URL</w:t>
       </w:r>
       <w:r>
         <w:rPr>
           <w:rFonts w:ascii="Times New Roman" w:hAnsi="Times New Roman" w:cs="Times New Roman"/>
+          <w:lang w:val="en-US"/>
         </w:rPr>
         <w:t xml:space="preserve"> </w:t>
       </w:r>
@@ -18326,6 +18401,221 @@
           <w:rFonts w:ascii="Times New Roman" w:hAnsi="Times New Roman" w:cs="Times New Roman"/>
           <w:lang w:val="en-US"/>
         </w:rPr>
+        <w:t>http</w:t>
+      </w:r>
+      <w:r>
+        <w:rPr>
+          <w:rFonts w:ascii="Times New Roman" w:hAnsi="Times New Roman" w:cs="Times New Roman"/>
+          <w:lang w:val="en-US"/>
+        </w:rPr>
+        <w:t>://</w:t>
+      </w:r>
+      <w:r>
+        <w:rPr>
+          <w:rFonts w:ascii="Times New Roman" w:hAnsi="Times New Roman" w:cs="Times New Roman"/>
+          <w:lang w:val="en-US"/>
+        </w:rPr>
+        <w:t>government</w:t>
+      </w:r>
+      <w:r>
+        <w:rPr>
+          <w:rFonts w:ascii="Times New Roman" w:hAnsi="Times New Roman" w:cs="Times New Roman"/>
+          <w:lang w:val="en-US"/>
+        </w:rPr>
+        <w:t>.</w:t>
+      </w:r>
+      <w:r>
+        <w:rPr>
+          <w:rFonts w:ascii="Times New Roman" w:hAnsi="Times New Roman" w:cs="Times New Roman"/>
+          <w:lang w:val="en-US"/>
+        </w:rPr>
+        <w:t>ru</w:t>
+      </w:r>
+      <w:r>
+        <w:rPr>
+          <w:rFonts w:ascii="Times New Roman" w:hAnsi="Times New Roman" w:cs="Times New Roman"/>
+          <w:lang w:val="en-US"/>
+        </w:rPr>
+        <w:t>/</w:t>
+      </w:r>
+      <w:r>
+        <w:rPr>
+          <w:rFonts w:ascii="Times New Roman" w:hAnsi="Times New Roman" w:cs="Times New Roman"/>
+          <w:lang w:val="en-US"/>
+        </w:rPr>
+        <w:t>rugovclassifier</w:t>
+      </w:r>
+      <w:r>
+        <w:rPr>
+          <w:rFonts w:ascii="Times New Roman" w:hAnsi="Times New Roman" w:cs="Times New Roman"/>
+          <w:lang w:val="en-US"/>
+        </w:rPr>
+        <w:t>/920/</w:t>
+      </w:r>
+      <w:r>
+        <w:rPr>
+          <w:rFonts w:ascii="Times New Roman" w:hAnsi="Times New Roman" w:cs="Times New Roman"/>
+          <w:lang w:val="en-US"/>
+        </w:rPr>
+        <w:t>about</w:t>
+      </w:r>
+      <w:r>
+        <w:rPr>
+          <w:rFonts w:ascii="Times New Roman" w:hAnsi="Times New Roman" w:cs="Times New Roman"/>
+          <w:lang w:val="en-US"/>
+        </w:rPr>
+        <w:t>/ (</w:t>
+      </w:r>
+      <w:r>
+        <w:rPr>
+          <w:rFonts w:ascii="Times New Roman" w:hAnsi="Times New Roman" w:cs="Times New Roman"/>
+        </w:rPr>
+        <w:t>дата</w:t>
+      </w:r>
+      <w:r>
+        <w:rPr>
+          <w:rFonts w:ascii="Times New Roman" w:hAnsi="Times New Roman" w:cs="Times New Roman"/>
+          <w:lang w:val="en-US"/>
+        </w:rPr>
+        <w:t xml:space="preserve"> </w:t>
+      </w:r>
+      <w:r>
+        <w:rPr>
+          <w:rFonts w:ascii="Times New Roman" w:hAnsi="Times New Roman" w:cs="Times New Roman"/>
+        </w:rPr>
+        <w:t>обращения</w:t>
+      </w:r>
+      <w:r>
+        <w:rPr>
+          <w:rFonts w:ascii="Times New Roman" w:hAnsi="Times New Roman" w:cs="Times New Roman"/>
+          <w:lang w:val="en-US"/>
+        </w:rPr>
+        <w:t xml:space="preserve"> 10.12.2025)</w:t>
+      </w:r>
+      <w:r>
+        <w:rPr>
+          <w:rFonts w:ascii="Times New Roman" w:hAnsi="Times New Roman" w:cs="Times New Roman"/>
+          <w:lang w:val="en-US"/>
+        </w:rPr>
+        <w:t>.</w:t>
+      </w:r>
+    </w:p>
+    <w:p>
+      <w:pPr>
+        <w:spacing w:after="0" w:line="240" w:lineRule="auto"/>
+        <w:jc w:val="both"/>
+        <w:rPr>
+          <w:rFonts w:ascii="Times New Roman" w:hAnsi="Times New Roman" w:cs="Times New Roman"/>
+          <w:lang w:val="en-US"/>
+        </w:rPr>
+      </w:pPr>
+      <w:r>
+        <w:rPr>
+          <w:rFonts w:ascii="Times New Roman" w:hAnsi="Times New Roman" w:cs="Times New Roman"/>
+          <w:lang w:val="en-US"/>
+        </w:rPr>
+        <w:t>4.</w:t>
+      </w:r>
+      <w:r>
+        <w:rPr>
+          <w:rFonts w:ascii="Times New Roman" w:hAnsi="Times New Roman" w:cs="Times New Roman"/>
+          <w:lang w:val="en-US"/>
+        </w:rPr>
+        <w:t>ISO/IEC 19464</w:t>
+      </w:r>
+      <w:r>
+        <w:rPr>
+          <w:rFonts w:ascii="Times New Roman" w:hAnsi="Times New Roman" w:cs="Times New Roman"/>
+          <w:lang w:val="en-US"/>
+        </w:rPr>
+        <w:t>:</w:t>
+      </w:r>
+      <w:r>
+        <w:rPr>
+          <w:rFonts w:ascii="Times New Roman" w:hAnsi="Times New Roman" w:cs="Times New Roman"/>
+          <w:lang w:val="en-US"/>
+        </w:rPr>
+        <w:t xml:space="preserve">2014 «Information technology — Advanced Message Queuing Protocol (AMQP) v1.0 specification» </w:t>
+      </w:r>
+      <w:r>
+        <w:rPr>
+          <w:rFonts w:ascii="Times New Roman" w:hAnsi="Times New Roman" w:cs="Times New Roman"/>
+          <w:lang w:val="en-US"/>
+        </w:rPr>
+        <w:t xml:space="preserve">- 2014. </w:t>
+      </w:r>
+      <w:r>
+        <w:rPr>
+          <w:rFonts w:ascii="Times New Roman" w:hAnsi="Times New Roman" w:cs="Times New Roman"/>
+          <w:lang w:val="en-US"/>
+        </w:rPr>
+        <w:t>–</w:t>
+      </w:r>
+      <w:r>
+        <w:rPr>
+          <w:rFonts w:ascii="Times New Roman" w:hAnsi="Times New Roman" w:cs="Times New Roman"/>
+          <w:lang w:val="en-US"/>
+        </w:rPr>
+        <w:t xml:space="preserve"> 14 </w:t>
+      </w:r>
+      <w:r>
+        <w:rPr>
+          <w:rFonts w:ascii="Times New Roman" w:hAnsi="Times New Roman" w:cs="Times New Roman"/>
+        </w:rPr>
+        <w:t>с</w:t>
+      </w:r>
+      <w:r>
+        <w:rPr>
+          <w:rFonts w:ascii="Times New Roman" w:hAnsi="Times New Roman" w:cs="Times New Roman"/>
+          <w:lang w:val="en-US"/>
+        </w:rPr>
+        <w:t>.</w:t>
+      </w:r>
+    </w:p>
+    <w:p>
+      <w:pPr>
+        <w:spacing w:after="0" w:line="240" w:lineRule="auto"/>
+        <w:jc w:val="both"/>
+        <w:rPr>
+          <w:rFonts w:ascii="Times New Roman" w:hAnsi="Times New Roman" w:cs="Times New Roman"/>
+        </w:rPr>
+      </w:pPr>
+      <w:r>
+        <w:rPr>
+          <w:rFonts w:ascii="Times New Roman" w:hAnsi="Times New Roman" w:cs="Times New Roman"/>
+        </w:rPr>
+        <w:t>5.</w:t>
+      </w:r>
+      <w:r>
+        <w:rPr>
+          <w:rFonts w:ascii="Times New Roman" w:hAnsi="Times New Roman" w:cs="Times New Roman"/>
+        </w:rPr>
+        <w:t>Официальная документация Rkt</w:t>
+      </w:r>
+      <w:r>
+        <w:rPr>
+          <w:rFonts w:ascii="Times New Roman" w:hAnsi="Times New Roman" w:cs="Times New Roman"/>
+        </w:rPr>
+        <w:t xml:space="preserve">. </w:t>
+      </w:r>
+      <w:r>
+        <w:rPr>
+          <w:rFonts w:ascii="Times New Roman" w:hAnsi="Times New Roman" w:cs="Times New Roman"/>
+          <w:lang w:val="en-US"/>
+        </w:rPr>
+        <w:t>URL</w:t>
+      </w:r>
+      <w:r>
+        <w:rPr>
+          <w:rFonts w:ascii="Times New Roman" w:hAnsi="Times New Roman" w:cs="Times New Roman"/>
+        </w:rPr>
+        <w:t xml:space="preserve"> </w:t>
+      </w:r>
+      <w:r>
+        <w:rPr>
+          <w:rFonts w:ascii="Times New Roman" w:hAnsi="Times New Roman" w:cs="Times New Roman"/>
+          <w:lang w:val="en-US"/>
+        </w:rPr>
         <w:t>https</w:t>
       </w:r>
       <w:r>
@@ -18339,7 +18629,7 @@
           <w:rFonts w:ascii="Times New Roman" w:hAnsi="Times New Roman" w:cs="Times New Roman"/>
           <w:lang w:val="en-US"/>
         </w:rPr>
-        <w:t>www</w:t>
+        <w:t>rocket</w:t>
       </w:r>
       <w:r>
         <w:rPr>
@@ -18352,7 +18642,7 @@
           <w:rFonts w:ascii="Times New Roman" w:hAnsi="Times New Roman" w:cs="Times New Roman"/>
           <w:lang w:val="en-US"/>
         </w:rPr>
-        <w:t>kommersant</w:t>
+        <w:t>readthedocs</w:t>
       </w:r>
       <w:r>
         <w:rPr>
@@ -18365,7 +18655,7 @@
           <w:rFonts w:ascii="Times New Roman" w:hAnsi="Times New Roman" w:cs="Times New Roman"/>
           <w:lang w:val="en-US"/>
         </w:rPr>
-        <w:t>ru</w:t>
+        <w:t>io</w:t>
       </w:r>
       <w:r>
         <w:rPr>
@@ -18378,13 +18668,39 @@
           <w:rFonts w:ascii="Times New Roman" w:hAnsi="Times New Roman" w:cs="Times New Roman"/>
           <w:lang w:val="en-US"/>
         </w:rPr>
-        <w:t>doc</w:t>
-      </w:r>
-      <w:r>
-        <w:rPr>
-          <w:rFonts w:ascii="Times New Roman" w:hAnsi="Times New Roman" w:cs="Times New Roman"/>
-        </w:rPr>
-        <w:t xml:space="preserve">/5018381 </w:t>
+        <w:t>en</w:t>
+      </w:r>
+      <w:r>
+        <w:rPr>
+          <w:rFonts w:ascii="Times New Roman" w:hAnsi="Times New Roman" w:cs="Times New Roman"/>
+        </w:rPr>
+        <w:t>/</w:t>
+      </w:r>
+      <w:r>
+        <w:rPr>
+          <w:rFonts w:ascii="Times New Roman" w:hAnsi="Times New Roman" w:cs="Times New Roman"/>
+          <w:lang w:val="en-US"/>
+        </w:rPr>
+        <w:t>latest</w:t>
+      </w:r>
+      <w:r>
+        <w:rPr>
+          <w:rFonts w:ascii="Times New Roman" w:hAnsi="Times New Roman" w:cs="Times New Roman"/>
+        </w:rPr>
+        <w:t>/</w:t>
+      </w:r>
+      <w:r>
+        <w:rPr>
+          <w:rFonts w:ascii="Times New Roman" w:hAnsi="Times New Roman" w:cs="Times New Roman"/>
+          <w:lang w:val="en-US"/>
+        </w:rPr>
+        <w:t>README</w:t>
+      </w:r>
+      <w:r>
+        <w:rPr>
+          <w:rFonts w:ascii="Times New Roman" w:hAnsi="Times New Roman" w:cs="Times New Roman"/>
+        </w:rPr>
+        <w:t xml:space="preserve">/ </w:t>
       </w:r>
       <w:r>
         <w:rPr>
@@ -18396,7 +18712,61 @@
         <w:rPr>
           <w:rFonts w:ascii="Times New Roman" w:hAnsi="Times New Roman" w:cs="Times New Roman"/>
         </w:rPr>
-        <w:t>дата обращения 11.12.2025</w:t>
+        <w:t>дата</w:t>
+      </w:r>
+      <w:r>
+        <w:rPr>
+          <w:rFonts w:ascii="Times New Roman" w:hAnsi="Times New Roman" w:cs="Times New Roman"/>
+        </w:rPr>
+        <w:t xml:space="preserve"> </w:t>
+      </w:r>
+      <w:r>
+        <w:rPr>
+          <w:rFonts w:ascii="Times New Roman" w:hAnsi="Times New Roman" w:cs="Times New Roman"/>
+        </w:rPr>
+        <w:t>обращения</w:t>
+      </w:r>
+      <w:r>
+        <w:rPr>
+          <w:rFonts w:ascii="Times New Roman" w:hAnsi="Times New Roman" w:cs="Times New Roman"/>
+        </w:rPr>
+        <w:t xml:space="preserve"> </w:t>
+      </w:r>
+      <w:r>
+        <w:rPr>
+          <w:rFonts w:ascii="Times New Roman" w:hAnsi="Times New Roman" w:cs="Times New Roman"/>
+        </w:rPr>
+        <w:t>0</w:t>
+      </w:r>
+      <w:r>
+        <w:rPr>
+          <w:rFonts w:ascii="Times New Roman" w:hAnsi="Times New Roman" w:cs="Times New Roman"/>
+        </w:rPr>
+        <w:t>5</w:t>
+      </w:r>
+      <w:r>
+        <w:rPr>
+          <w:rFonts w:ascii="Times New Roman" w:hAnsi="Times New Roman" w:cs="Times New Roman"/>
+        </w:rPr>
+        <w:t>.</w:t>
+      </w:r>
+      <w:r>
+        <w:rPr>
+          <w:rFonts w:ascii="Times New Roman" w:hAnsi="Times New Roman" w:cs="Times New Roman"/>
+        </w:rPr>
+        <w:t>01</w:t>
+      </w:r>
+      <w:r>
+        <w:rPr>
+          <w:rFonts w:ascii="Times New Roman" w:hAnsi="Times New Roman" w:cs="Times New Roman"/>
+        </w:rPr>
+        <w:t>.202</w:t>
+      </w:r>
+      <w:r>
+        <w:rPr>
+          <w:rFonts w:ascii="Times New Roman" w:hAnsi="Times New Roman" w:cs="Times New Roman"/>
+        </w:rPr>
+        <w:t>6</w:t>
       </w:r>
       <w:r>
         <w:rPr>
@@ -18417,41 +18787,86 @@
         <w:jc w:val="both"/>
         <w:rPr>
           <w:rFonts w:ascii="Times New Roman" w:hAnsi="Times New Roman" w:cs="Times New Roman"/>
+        </w:rPr>
+      </w:pPr>
+      <w:r>
+        <w:rPr>
+          <w:rFonts w:ascii="Times New Roman" w:hAnsi="Times New Roman" w:cs="Times New Roman"/>
+        </w:rPr>
+        <w:t>6</w:t>
+      </w:r>
+      <w:r>
+        <w:rPr>
+          <w:rFonts w:ascii="Times New Roman" w:hAnsi="Times New Roman" w:cs="Times New Roman"/>
+        </w:rPr>
+        <w:t>.Официальный сайт Kubernetes</w:t>
+      </w:r>
+      <w:r>
+        <w:rPr>
+          <w:rFonts w:ascii="Times New Roman" w:hAnsi="Times New Roman" w:cs="Times New Roman"/>
+        </w:rPr>
+        <w:t xml:space="preserve">. </w:t>
+      </w:r>
+      <w:r>
+        <w:rPr>
+          <w:rFonts w:ascii="Times New Roman" w:hAnsi="Times New Roman" w:cs="Times New Roman"/>
           <w:lang w:val="en-US"/>
         </w:rPr>
-      </w:pPr>
-      <w:r>
-        <w:rPr>
-          <w:rFonts w:ascii="Times New Roman" w:hAnsi="Times New Roman" w:cs="Times New Roman"/>
-        </w:rPr>
-        <w:t>3.</w:t>
-      </w:r>
-      <w:r>
-        <w:rPr>
-          <w:rFonts w:ascii="Times New Roman" w:hAnsi="Times New Roman" w:cs="Times New Roman"/>
-        </w:rPr>
-        <w:t>Правительств</w:t>
-      </w:r>
-      <w:r>
-        <w:rPr>
-          <w:rFonts w:ascii="Times New Roman" w:hAnsi="Times New Roman" w:cs="Times New Roman"/>
-        </w:rPr>
-        <w:t>о</w:t>
-      </w:r>
-      <w:r>
-        <w:rPr>
-          <w:rFonts w:ascii="Times New Roman" w:hAnsi="Times New Roman" w:cs="Times New Roman"/>
-        </w:rPr>
-        <w:t xml:space="preserve"> России.</w:t>
-      </w:r>
-      <w:r>
+        <w:t>URL</w:t>
+      </w:r>
+      <w:r>
+        <w:rPr>
+          <w:rFonts w:ascii="Times New Roman" w:hAnsi="Times New Roman" w:cs="Times New Roman"/>
+        </w:rPr>
+        <w:t xml:space="preserve">: </w:t>
+      </w:r>
+      <w:r>
+        <w:rPr>
+          <w:rFonts w:ascii="Times New Roman" w:hAnsi="Times New Roman" w:cs="Times New Roman"/>
+        </w:rPr>
+        <w:t xml:space="preserve">https://kubernetes.io/ </w:t>
+      </w:r>
+      <w:r>
+        <w:rPr>
+          <w:rFonts w:ascii="Times New Roman" w:hAnsi="Times New Roman" w:cs="Times New Roman"/>
+        </w:rPr>
+        <w:t>(</w:t>
+      </w:r>
+      <w:r>
+        <w:rPr>
+          <w:rFonts w:ascii="Times New Roman" w:hAnsi="Times New Roman" w:cs="Times New Roman"/>
+        </w:rPr>
+        <w:t>дата</w:t>
+      </w:r>
+      <w:r>
+        <w:rPr>
+          <w:rFonts w:ascii="Times New Roman" w:hAnsi="Times New Roman" w:cs="Times New Roman"/>
+        </w:rPr>
         <w:t xml:space="preserve"> </w:t>
       </w:r>
       <w:r>
         <w:rPr>
           <w:rFonts w:ascii="Times New Roman" w:hAnsi="Times New Roman" w:cs="Times New Roman"/>
         </w:rPr>
-        <w:t>Национальный проект «Туризм и гостеприимство»</w:t>
+        <w:t>обращения</w:t>
+      </w:r>
+      <w:r>
+        <w:rPr>
+          <w:rFonts w:ascii="Times New Roman" w:hAnsi="Times New Roman" w:cs="Times New Roman"/>
+        </w:rPr>
+        <w:t xml:space="preserve"> </w:t>
+      </w:r>
+      <w:r>
+        <w:rPr>
+          <w:rFonts w:ascii="Times New Roman" w:hAnsi="Times New Roman" w:cs="Times New Roman"/>
+        </w:rPr>
+        <w:t>0</w:t>
+      </w:r>
+      <w:r>
+        <w:rPr>
+          <w:rFonts w:ascii="Times New Roman" w:hAnsi="Times New Roman" w:cs="Times New Roman"/>
+        </w:rPr>
+        <w:t>5</w:t>
       </w:r>
       <w:r>
         <w:rPr>
@@ -18463,6 +18878,70 @@
         <w:rPr>
           <w:rFonts w:ascii="Times New Roman" w:hAnsi="Times New Roman" w:cs="Times New Roman"/>
         </w:rPr>
+        <w:t>01</w:t>
+      </w:r>
+      <w:r>
+        <w:rPr>
+          <w:rFonts w:ascii="Times New Roman" w:hAnsi="Times New Roman" w:cs="Times New Roman"/>
+        </w:rPr>
+        <w:t>.202</w:t>
+      </w:r>
+      <w:r>
+        <w:rPr>
+          <w:rFonts w:ascii="Times New Roman" w:hAnsi="Times New Roman" w:cs="Times New Roman"/>
+        </w:rPr>
+        <w:t>6</w:t>
+      </w:r>
+      <w:r>
+        <w:rPr>
+          <w:rFonts w:ascii="Times New Roman" w:hAnsi="Times New Roman" w:cs="Times New Roman"/>
+        </w:rPr>
+        <w:t>)</w:t>
+      </w:r>
+      <w:r>
+        <w:rPr>
+          <w:rFonts w:ascii="Times New Roman" w:hAnsi="Times New Roman" w:cs="Times New Roman"/>
+        </w:rPr>
+        <w:t>.</w:t>
+      </w:r>
+    </w:p>
+    <w:p>
+      <w:pPr>
+        <w:spacing w:after="0" w:line="240" w:lineRule="auto"/>
+        <w:jc w:val="both"/>
+        <w:rPr>
+          <w:rFonts w:ascii="Times New Roman" w:hAnsi="Times New Roman" w:cs="Times New Roman"/>
+        </w:rPr>
+      </w:pPr>
+      <w:r>
+        <w:rPr>
+          <w:rFonts w:ascii="Times New Roman" w:hAnsi="Times New Roman" w:cs="Times New Roman"/>
+        </w:rPr>
+        <w:t>7</w:t>
+      </w:r>
+      <w:r>
+        <w:rPr>
+          <w:rFonts w:ascii="Times New Roman" w:hAnsi="Times New Roman" w:cs="Times New Roman"/>
+        </w:rPr>
+        <w:t>.Официальный сайт Docker Swarm</w:t>
+      </w:r>
+      <w:r>
+        <w:rPr>
+          <w:rFonts w:ascii="Times New Roman" w:hAnsi="Times New Roman" w:cs="Times New Roman"/>
+        </w:rPr>
+        <w:t xml:space="preserve">. </w:t>
+      </w:r>
+      <w:r>
+        <w:rPr>
+          <w:rFonts w:ascii="Times New Roman" w:hAnsi="Times New Roman" w:cs="Times New Roman"/>
+          <w:lang w:val="en-US"/>
+        </w:rPr>
+        <w:t>URL</w:t>
+      </w:r>
+      <w:r>
+        <w:rPr>
+          <w:rFonts w:ascii="Times New Roman" w:hAnsi="Times New Roman" w:cs="Times New Roman"/>
+        </w:rPr>
         <w:t xml:space="preserve"> </w:t>
       </w:r>
       <w:r>
@@ -18470,7 +18949,90 @@
           <w:rFonts w:ascii="Times New Roman" w:hAnsi="Times New Roman" w:cs="Times New Roman"/>
           <w:lang w:val="en-US"/>
         </w:rPr>
-        <w:t>URL</w:t>
+        <w:t>https</w:t>
+      </w:r>
+      <w:r>
+        <w:rPr>
+          <w:rFonts w:ascii="Times New Roman" w:hAnsi="Times New Roman" w:cs="Times New Roman"/>
+        </w:rPr>
+        <w:t>://</w:t>
+      </w:r>
+      <w:r>
+        <w:rPr>
+          <w:rFonts w:ascii="Times New Roman" w:hAnsi="Times New Roman" w:cs="Times New Roman"/>
+          <w:lang w:val="en-US"/>
+        </w:rPr>
+        <w:t>docs</w:t>
+      </w:r>
+      <w:r>
+        <w:rPr>
+          <w:rFonts w:ascii="Times New Roman" w:hAnsi="Times New Roman" w:cs="Times New Roman"/>
+        </w:rPr>
+        <w:t>.</w:t>
+      </w:r>
+      <w:r>
+        <w:rPr>
+          <w:rFonts w:ascii="Times New Roman" w:hAnsi="Times New Roman" w:cs="Times New Roman"/>
+          <w:lang w:val="en-US"/>
+        </w:rPr>
+        <w:t>docker</w:t>
+      </w:r>
+      <w:r>
+        <w:rPr>
+          <w:rFonts w:ascii="Times New Roman" w:hAnsi="Times New Roman" w:cs="Times New Roman"/>
+        </w:rPr>
+        <w:t>.</w:t>
+      </w:r>
+      <w:r>
+        <w:rPr>
+          <w:rFonts w:ascii="Times New Roman" w:hAnsi="Times New Roman" w:cs="Times New Roman"/>
+          <w:lang w:val="en-US"/>
+        </w:rPr>
+        <w:t>com</w:t>
+      </w:r>
+      <w:r>
+        <w:rPr>
+          <w:rFonts w:ascii="Times New Roman" w:hAnsi="Times New Roman" w:cs="Times New Roman"/>
+        </w:rPr>
+        <w:t>/</w:t>
+      </w:r>
+      <w:r>
+        <w:rPr>
+          <w:rFonts w:ascii="Times New Roman" w:hAnsi="Times New Roman" w:cs="Times New Roman"/>
+          <w:lang w:val="en-US"/>
+        </w:rPr>
+        <w:t>engine</w:t>
+      </w:r>
+      <w:r>
+        <w:rPr>
+          <w:rFonts w:ascii="Times New Roman" w:hAnsi="Times New Roman" w:cs="Times New Roman"/>
+        </w:rPr>
+        <w:t>/</w:t>
+      </w:r>
+      <w:r>
+        <w:rPr>
+          <w:rFonts w:ascii="Times New Roman" w:hAnsi="Times New Roman" w:cs="Times New Roman"/>
+          <w:lang w:val="en-US"/>
+        </w:rPr>
+        <w:t>swarm</w:t>
+      </w:r>
+      <w:r>
+        <w:rPr>
+          <w:rFonts w:ascii="Times New Roman" w:hAnsi="Times New Roman" w:cs="Times New Roman"/>
+        </w:rPr>
+        <w:t xml:space="preserve">/ </w:t>
+      </w:r>
+      <w:r>
+        <w:rPr>
+          <w:rFonts w:ascii="Times New Roman" w:hAnsi="Times New Roman" w:cs="Times New Roman"/>
+        </w:rPr>
+        <w:t>(</w:t>
+      </w:r>
+      <w:r>
+        <w:rPr>
+          <w:rFonts w:ascii="Times New Roman" w:hAnsi="Times New Roman" w:cs="Times New Roman"/>
+        </w:rPr>
+        <w:t>дата</w:t>
       </w:r>
       <w:r>
         <w:rPr>
@@ -18481,22 +19043,26 @@
       <w:r>
         <w:rPr>
           <w:rFonts w:ascii="Times New Roman" w:hAnsi="Times New Roman" w:cs="Times New Roman"/>
-          <w:lang w:val="en-US"/>
-        </w:rPr>
-        <w:t>http</w:t>
-      </w:r>
-      <w:r>
-        <w:rPr>
-          <w:rFonts w:ascii="Times New Roman" w:hAnsi="Times New Roman" w:cs="Times New Roman"/>
-        </w:rPr>
-        <w:t>://</w:t>
-      </w:r>
-      <w:r>
-        <w:rPr>
-          <w:rFonts w:ascii="Times New Roman" w:hAnsi="Times New Roman" w:cs="Times New Roman"/>
-          <w:lang w:val="en-US"/>
-        </w:rPr>
-        <w:t>government</w:t>
+        </w:rPr>
+        <w:t>обращения</w:t>
+      </w:r>
+      <w:r>
+        <w:rPr>
+          <w:rFonts w:ascii="Times New Roman" w:hAnsi="Times New Roman" w:cs="Times New Roman"/>
+        </w:rPr>
+        <w:t xml:space="preserve"> </w:t>
+      </w:r>
+      <w:r>
+        <w:rPr>
+          <w:rFonts w:ascii="Times New Roman" w:hAnsi="Times New Roman" w:cs="Times New Roman"/>
+        </w:rPr>
+        <w:t>0</w:t>
+      </w:r>
+      <w:r>
+        <w:rPr>
+          <w:rFonts w:ascii="Times New Roman" w:hAnsi="Times New Roman" w:cs="Times New Roman"/>
+        </w:rPr>
+        <w:t>5</w:t>
       </w:r>
       <w:r>
         <w:rPr>
@@ -18507,53 +19073,20 @@
       <w:r>
         <w:rPr>
           <w:rFonts w:ascii="Times New Roman" w:hAnsi="Times New Roman" w:cs="Times New Roman"/>
-          <w:lang w:val="en-US"/>
-        </w:rPr>
-        <w:t>ru</w:t>
-      </w:r>
-      <w:r>
-        <w:rPr>
-          <w:rFonts w:ascii="Times New Roman" w:hAnsi="Times New Roman" w:cs="Times New Roman"/>
-        </w:rPr>
-        <w:t>/</w:t>
-      </w:r>
-      <w:r>
-        <w:rPr>
-          <w:rFonts w:ascii="Times New Roman" w:hAnsi="Times New Roman" w:cs="Times New Roman"/>
-          <w:lang w:val="en-US"/>
-        </w:rPr>
-        <w:t>rugovclassifier</w:t>
-      </w:r>
-      <w:r>
-        <w:rPr>
-          <w:rFonts w:ascii="Times New Roman" w:hAnsi="Times New Roman" w:cs="Times New Roman"/>
-        </w:rPr>
-        <w:t>/920/</w:t>
-      </w:r>
-      <w:r>
-        <w:rPr>
-          <w:rFonts w:ascii="Times New Roman" w:hAnsi="Times New Roman" w:cs="Times New Roman"/>
-          <w:lang w:val="en-US"/>
-        </w:rPr>
-        <w:t>about</w:t>
-      </w:r>
-      <w:r>
-        <w:rPr>
-          <w:rFonts w:ascii="Times New Roman" w:hAnsi="Times New Roman" w:cs="Times New Roman"/>
-        </w:rPr>
-        <w:t xml:space="preserve">/ </w:t>
-      </w:r>
-      <w:r>
-        <w:rPr>
-          <w:rFonts w:ascii="Times New Roman" w:hAnsi="Times New Roman" w:cs="Times New Roman"/>
-        </w:rPr>
-        <w:t>(</w:t>
-      </w:r>
-      <w:r>
-        <w:rPr>
-          <w:rFonts w:ascii="Times New Roman" w:hAnsi="Times New Roman" w:cs="Times New Roman"/>
-        </w:rPr>
-        <w:t>дата обращения 10.12.2025</w:t>
+        </w:rPr>
+        <w:t>01</w:t>
+      </w:r>
+      <w:r>
+        <w:rPr>
+          <w:rFonts w:ascii="Times New Roman" w:hAnsi="Times New Roman" w:cs="Times New Roman"/>
+        </w:rPr>
+        <w:t>.202</w:t>
+      </w:r>
+      <w:r>
+        <w:rPr>
+          <w:rFonts w:ascii="Times New Roman" w:hAnsi="Times New Roman" w:cs="Times New Roman"/>
+        </w:rPr>
+        <w:t>6</w:t>
       </w:r>
       <w:r>
         <w:rPr>
@@ -18564,7 +19097,6 @@
       <w:r>
         <w:rPr>
           <w:rFonts w:ascii="Times New Roman" w:hAnsi="Times New Roman" w:cs="Times New Roman"/>
-          <w:lang w:val="en-US"/>
         </w:rPr>
         <w:t>.</w:t>
       </w:r>
@@ -18575,615 +19107,11 @@
         <w:jc w:val="both"/>
         <w:rPr>
           <w:rFonts w:ascii="Times New Roman" w:hAnsi="Times New Roman" w:cs="Times New Roman"/>
-          <w:lang w:val="en-US"/>
-        </w:rPr>
-      </w:pPr>
-      <w:r>
-        <w:rPr>
-          <w:rFonts w:ascii="Times New Roman" w:hAnsi="Times New Roman" w:cs="Times New Roman"/>
-          <w:lang w:val="en-US"/>
-        </w:rPr>
-        <w:t>4.</w:t>
-      </w:r>
-      <w:r>
-        <w:rPr>
-          <w:rFonts w:ascii="Times New Roman" w:hAnsi="Times New Roman" w:cs="Times New Roman"/>
-          <w:lang w:val="en-US"/>
-        </w:rPr>
-        <w:t>ISO/IEC 19464</w:t>
-      </w:r>
-      <w:r>
-        <w:rPr>
-          <w:rFonts w:ascii="Times New Roman" w:hAnsi="Times New Roman" w:cs="Times New Roman"/>
-          <w:lang w:val="en-US"/>
-        </w:rPr>
-        <w:t>:</w:t>
-      </w:r>
-      <w:r>
-        <w:rPr>
-          <w:rFonts w:ascii="Times New Roman" w:hAnsi="Times New Roman" w:cs="Times New Roman"/>
-          <w:lang w:val="en-US"/>
-        </w:rPr>
-        <w:t xml:space="preserve">2014 «Information technology — Advanced Message Queuing Protocol (AMQP) v1.0 specification» </w:t>
-      </w:r>
-      <w:r>
-        <w:rPr>
-          <w:rFonts w:ascii="Times New Roman" w:hAnsi="Times New Roman" w:cs="Times New Roman"/>
-          <w:lang w:val="en-US"/>
-        </w:rPr>
-        <w:t xml:space="preserve">- 2014. </w:t>
-      </w:r>
-      <w:r>
-        <w:rPr>
-          <w:rFonts w:ascii="Times New Roman" w:hAnsi="Times New Roman" w:cs="Times New Roman"/>
-          <w:lang w:val="en-US"/>
-        </w:rPr>
-        <w:t>–</w:t>
-      </w:r>
-      <w:r>
-        <w:rPr>
-          <w:rFonts w:ascii="Times New Roman" w:hAnsi="Times New Roman" w:cs="Times New Roman"/>
-          <w:lang w:val="en-US"/>
-        </w:rPr>
-        <w:t xml:space="preserve"> 14 </w:t>
-      </w:r>
-      <w:r>
-        <w:rPr>
-          <w:rFonts w:ascii="Times New Roman" w:hAnsi="Times New Roman" w:cs="Times New Roman"/>
-        </w:rPr>
-        <w:t>с</w:t>
-      </w:r>
-      <w:r>
-        <w:rPr>
-          <w:rFonts w:ascii="Times New Roman" w:hAnsi="Times New Roman" w:cs="Times New Roman"/>
-          <w:lang w:val="en-US"/>
-        </w:rPr>
-        <w:t>.</w:t>
-      </w:r>
-    </w:p>
-    <w:p>
-      <w:pPr>
-        <w:spacing w:after="0" w:line="240" w:lineRule="auto"/>
-        <w:jc w:val="both"/>
-        <w:rPr>
-          <w:rFonts w:ascii="Times New Roman" w:hAnsi="Times New Roman" w:cs="Times New Roman"/>
-        </w:rPr>
-      </w:pPr>
-      <w:r>
-        <w:rPr>
-          <w:rFonts w:ascii="Times New Roman" w:hAnsi="Times New Roman" w:cs="Times New Roman"/>
-        </w:rPr>
-        <w:t>5.</w:t>
-      </w:r>
-      <w:r>
-        <w:rPr>
-          <w:rFonts w:ascii="Times New Roman" w:hAnsi="Times New Roman" w:cs="Times New Roman"/>
-        </w:rPr>
-        <w:t>Официальная документация Rkt</w:t>
-      </w:r>
-      <w:r>
-        <w:rPr>
-          <w:rFonts w:ascii="Times New Roman" w:hAnsi="Times New Roman" w:cs="Times New Roman"/>
-        </w:rPr>
-        <w:t xml:space="preserve">. </w:t>
-      </w:r>
-      <w:r>
-        <w:rPr>
-          <w:rFonts w:ascii="Times New Roman" w:hAnsi="Times New Roman" w:cs="Times New Roman"/>
-          <w:lang w:val="en-US"/>
-        </w:rPr>
-        <w:t>URL</w:t>
-      </w:r>
-      <w:r>
-        <w:rPr>
-          <w:rFonts w:ascii="Times New Roman" w:hAnsi="Times New Roman" w:cs="Times New Roman"/>
-        </w:rPr>
-        <w:t xml:space="preserve"> </w:t>
-      </w:r>
-      <w:r>
-        <w:rPr>
-          <w:rFonts w:ascii="Times New Roman" w:hAnsi="Times New Roman" w:cs="Times New Roman"/>
-          <w:lang w:val="en-US"/>
-        </w:rPr>
-        <w:t>https</w:t>
-      </w:r>
-      <w:r>
-        <w:rPr>
-          <w:rFonts w:ascii="Times New Roman" w:hAnsi="Times New Roman" w:cs="Times New Roman"/>
-        </w:rPr>
-        <w:t>://</w:t>
-      </w:r>
-      <w:r>
-        <w:rPr>
-          <w:rFonts w:ascii="Times New Roman" w:hAnsi="Times New Roman" w:cs="Times New Roman"/>
-          <w:lang w:val="en-US"/>
-        </w:rPr>
-        <w:t>rocket</w:t>
-      </w:r>
-      <w:r>
-        <w:rPr>
-          <w:rFonts w:ascii="Times New Roman" w:hAnsi="Times New Roman" w:cs="Times New Roman"/>
-        </w:rPr>
-        <w:t>.</w:t>
-      </w:r>
-      <w:r>
-        <w:rPr>
-          <w:rFonts w:ascii="Times New Roman" w:hAnsi="Times New Roman" w:cs="Times New Roman"/>
-          <w:lang w:val="en-US"/>
-        </w:rPr>
-        <w:t>readthedocs</w:t>
-      </w:r>
-      <w:r>
-        <w:rPr>
-          <w:rFonts w:ascii="Times New Roman" w:hAnsi="Times New Roman" w:cs="Times New Roman"/>
-        </w:rPr>
-        <w:t>.</w:t>
-      </w:r>
-      <w:r>
-        <w:rPr>
-          <w:rFonts w:ascii="Times New Roman" w:hAnsi="Times New Roman" w:cs="Times New Roman"/>
-          <w:lang w:val="en-US"/>
-        </w:rPr>
-        <w:t>io</w:t>
-      </w:r>
-      <w:r>
-        <w:rPr>
-          <w:rFonts w:ascii="Times New Roman" w:hAnsi="Times New Roman" w:cs="Times New Roman"/>
-        </w:rPr>
-        <w:t>/</w:t>
-      </w:r>
-      <w:r>
-        <w:rPr>
-          <w:rFonts w:ascii="Times New Roman" w:hAnsi="Times New Roman" w:cs="Times New Roman"/>
-          <w:lang w:val="en-US"/>
-        </w:rPr>
-        <w:t>en</w:t>
-      </w:r>
-      <w:r>
-        <w:rPr>
-          <w:rFonts w:ascii="Times New Roman" w:hAnsi="Times New Roman" w:cs="Times New Roman"/>
-        </w:rPr>
-        <w:t>/</w:t>
-      </w:r>
-      <w:r>
-        <w:rPr>
-          <w:rFonts w:ascii="Times New Roman" w:hAnsi="Times New Roman" w:cs="Times New Roman"/>
-          <w:lang w:val="en-US"/>
-        </w:rPr>
-        <w:t>latest</w:t>
-      </w:r>
-      <w:r>
-        <w:rPr>
-          <w:rFonts w:ascii="Times New Roman" w:hAnsi="Times New Roman" w:cs="Times New Roman"/>
-        </w:rPr>
-        <w:t>/</w:t>
-      </w:r>
-      <w:r>
-        <w:rPr>
-          <w:rFonts w:ascii="Times New Roman" w:hAnsi="Times New Roman" w:cs="Times New Roman"/>
-          <w:lang w:val="en-US"/>
-        </w:rPr>
-        <w:t>README</w:t>
-      </w:r>
-      <w:r>
-        <w:rPr>
-          <w:rFonts w:ascii="Times New Roman" w:hAnsi="Times New Roman" w:cs="Times New Roman"/>
-        </w:rPr>
-        <w:t xml:space="preserve">/ </w:t>
-      </w:r>
-      <w:r>
-        <w:rPr>
-          <w:rFonts w:ascii="Times New Roman" w:hAnsi="Times New Roman" w:cs="Times New Roman"/>
-        </w:rPr>
-        <w:t>(</w:t>
-      </w:r>
-      <w:r>
-        <w:rPr>
-          <w:rFonts w:ascii="Times New Roman" w:hAnsi="Times New Roman" w:cs="Times New Roman"/>
-        </w:rPr>
-        <w:t>дата</w:t>
-      </w:r>
-      <w:r>
-        <w:rPr>
-          <w:rFonts w:ascii="Times New Roman" w:hAnsi="Times New Roman" w:cs="Times New Roman"/>
-        </w:rPr>
-        <w:t xml:space="preserve"> </w:t>
-      </w:r>
-      <w:r>
-        <w:rPr>
-          <w:rFonts w:ascii="Times New Roman" w:hAnsi="Times New Roman" w:cs="Times New Roman"/>
-        </w:rPr>
-        <w:t>обращения</w:t>
-      </w:r>
-      <w:r>
-        <w:rPr>
-          <w:rFonts w:ascii="Times New Roman" w:hAnsi="Times New Roman" w:cs="Times New Roman"/>
-        </w:rPr>
-        <w:t xml:space="preserve"> </w:t>
-      </w:r>
-      <w:r>
-        <w:rPr>
-          <w:rFonts w:ascii="Times New Roman" w:hAnsi="Times New Roman" w:cs="Times New Roman"/>
-        </w:rPr>
-        <w:t>0</w:t>
-      </w:r>
-      <w:r>
-        <w:rPr>
-          <w:rFonts w:ascii="Times New Roman" w:hAnsi="Times New Roman" w:cs="Times New Roman"/>
-        </w:rPr>
-        <w:t>5</w:t>
-      </w:r>
-      <w:r>
-        <w:rPr>
-          <w:rFonts w:ascii="Times New Roman" w:hAnsi="Times New Roman" w:cs="Times New Roman"/>
-        </w:rPr>
-        <w:t>.</w:t>
-      </w:r>
-      <w:r>
-        <w:rPr>
-          <w:rFonts w:ascii="Times New Roman" w:hAnsi="Times New Roman" w:cs="Times New Roman"/>
-        </w:rPr>
-        <w:t>01</w:t>
-      </w:r>
-      <w:r>
-        <w:rPr>
-          <w:rFonts w:ascii="Times New Roman" w:hAnsi="Times New Roman" w:cs="Times New Roman"/>
-        </w:rPr>
-        <w:t>.202</w:t>
-      </w:r>
-      <w:r>
-        <w:rPr>
-          <w:rFonts w:ascii="Times New Roman" w:hAnsi="Times New Roman" w:cs="Times New Roman"/>
-        </w:rPr>
-        <w:t>6</w:t>
-      </w:r>
-      <w:r>
-        <w:rPr>
-          <w:rFonts w:ascii="Times New Roman" w:hAnsi="Times New Roman" w:cs="Times New Roman"/>
-        </w:rPr>
-        <w:t>)</w:t>
-      </w:r>
-      <w:r>
-        <w:rPr>
-          <w:rFonts w:ascii="Times New Roman" w:hAnsi="Times New Roman" w:cs="Times New Roman"/>
-        </w:rPr>
-        <w:t>.</w:t>
-      </w:r>
-    </w:p>
-    <w:p>
-      <w:pPr>
-        <w:spacing w:after="0" w:line="240" w:lineRule="auto"/>
-        <w:jc w:val="both"/>
-        <w:rPr>
-          <w:rFonts w:ascii="Times New Roman" w:hAnsi="Times New Roman" w:cs="Times New Roman"/>
-        </w:rPr>
-      </w:pPr>
-      <w:r>
-        <w:rPr>
-          <w:rFonts w:ascii="Times New Roman" w:hAnsi="Times New Roman" w:cs="Times New Roman"/>
-          <w:lang w:val="en-US"/>
-        </w:rPr>
-        <w:t>6</w:t>
-      </w:r>
-      <w:r>
-        <w:rPr>
-          <w:rFonts w:ascii="Times New Roman" w:hAnsi="Times New Roman" w:cs="Times New Roman"/>
-        </w:rPr>
-        <w:t>.Официальный сайт Kubernetes</w:t>
-      </w:r>
-      <w:r>
-        <w:rPr>
-          <w:rFonts w:ascii="Times New Roman" w:hAnsi="Times New Roman" w:cs="Times New Roman"/>
-        </w:rPr>
-        <w:t xml:space="preserve">. </w:t>
-      </w:r>
-      <w:r>
-        <w:rPr>
-          <w:rFonts w:ascii="Times New Roman" w:hAnsi="Times New Roman" w:cs="Times New Roman"/>
-          <w:lang w:val="en-US"/>
-        </w:rPr>
-        <w:t>URL</w:t>
-      </w:r>
-      <w:r>
-        <w:rPr>
-          <w:rFonts w:ascii="Times New Roman" w:hAnsi="Times New Roman" w:cs="Times New Roman"/>
-        </w:rPr>
-        <w:t xml:space="preserve">: </w:t>
-      </w:r>
-      <w:r>
-        <w:rPr>
-          <w:rFonts w:ascii="Times New Roman" w:hAnsi="Times New Roman" w:cs="Times New Roman"/>
-        </w:rPr>
-        <w:t xml:space="preserve">https://kubernetes.io/ </w:t>
-      </w:r>
-      <w:r>
-        <w:rPr>
-          <w:rFonts w:ascii="Times New Roman" w:hAnsi="Times New Roman" w:cs="Times New Roman"/>
-        </w:rPr>
-        <w:t>(</w:t>
-      </w:r>
-      <w:r>
-        <w:rPr>
-          <w:rFonts w:ascii="Times New Roman" w:hAnsi="Times New Roman" w:cs="Times New Roman"/>
-        </w:rPr>
-        <w:t>дата</w:t>
-      </w:r>
-      <w:r>
-        <w:rPr>
-          <w:rFonts w:ascii="Times New Roman" w:hAnsi="Times New Roman" w:cs="Times New Roman"/>
-        </w:rPr>
-        <w:t xml:space="preserve"> </w:t>
-      </w:r>
-      <w:r>
-        <w:rPr>
-          <w:rFonts w:ascii="Times New Roman" w:hAnsi="Times New Roman" w:cs="Times New Roman"/>
-        </w:rPr>
-        <w:t>обращения</w:t>
-      </w:r>
-      <w:r>
-        <w:rPr>
-          <w:rFonts w:ascii="Times New Roman" w:hAnsi="Times New Roman" w:cs="Times New Roman"/>
-        </w:rPr>
-        <w:t xml:space="preserve"> </w:t>
-      </w:r>
-      <w:r>
-        <w:rPr>
-          <w:rFonts w:ascii="Times New Roman" w:hAnsi="Times New Roman" w:cs="Times New Roman"/>
-        </w:rPr>
-        <w:t>0</w:t>
-      </w:r>
-      <w:r>
-        <w:rPr>
-          <w:rFonts w:ascii="Times New Roman" w:hAnsi="Times New Roman" w:cs="Times New Roman"/>
-        </w:rPr>
-        <w:t>5</w:t>
-      </w:r>
-      <w:r>
-        <w:rPr>
-          <w:rFonts w:ascii="Times New Roman" w:hAnsi="Times New Roman" w:cs="Times New Roman"/>
-        </w:rPr>
-        <w:t>.</w:t>
-      </w:r>
-      <w:r>
-        <w:rPr>
-          <w:rFonts w:ascii="Times New Roman" w:hAnsi="Times New Roman" w:cs="Times New Roman"/>
-        </w:rPr>
-        <w:t>01</w:t>
-      </w:r>
-      <w:r>
-        <w:rPr>
-          <w:rFonts w:ascii="Times New Roman" w:hAnsi="Times New Roman" w:cs="Times New Roman"/>
-        </w:rPr>
-        <w:t>.202</w:t>
-      </w:r>
-      <w:r>
-        <w:rPr>
-          <w:rFonts w:ascii="Times New Roman" w:hAnsi="Times New Roman" w:cs="Times New Roman"/>
-        </w:rPr>
-        <w:t>6</w:t>
-      </w:r>
-      <w:r>
-        <w:rPr>
-          <w:rFonts w:ascii="Times New Roman" w:hAnsi="Times New Roman" w:cs="Times New Roman"/>
-        </w:rPr>
-        <w:t>)</w:t>
-      </w:r>
-      <w:r>
-        <w:rPr>
-          <w:rFonts w:ascii="Times New Roman" w:hAnsi="Times New Roman" w:cs="Times New Roman"/>
-        </w:rPr>
-        <w:t>.</w:t>
-      </w:r>
-    </w:p>
-    <w:p>
-      <w:pPr>
-        <w:spacing w:after="0" w:line="240" w:lineRule="auto"/>
-        <w:jc w:val="both"/>
-        <w:rPr>
-          <w:rFonts w:ascii="Times New Roman" w:hAnsi="Times New Roman" w:cs="Times New Roman"/>
-        </w:rPr>
-      </w:pPr>
-      <w:r>
-        <w:rPr>
-          <w:rFonts w:ascii="Times New Roman" w:hAnsi="Times New Roman" w:cs="Times New Roman"/>
-          <w:lang w:val="en-US"/>
-        </w:rPr>
-        <w:t>7</w:t>
-      </w:r>
-      <w:r>
-        <w:rPr>
-          <w:rFonts w:ascii="Times New Roman" w:hAnsi="Times New Roman" w:cs="Times New Roman"/>
-        </w:rPr>
-        <w:t>.Официальный сайт Docker Swarm</w:t>
-      </w:r>
-      <w:r>
-        <w:rPr>
-          <w:rFonts w:ascii="Times New Roman" w:hAnsi="Times New Roman" w:cs="Times New Roman"/>
-        </w:rPr>
-        <w:t xml:space="preserve">. </w:t>
-      </w:r>
-      <w:r>
-        <w:rPr>
-          <w:rFonts w:ascii="Times New Roman" w:hAnsi="Times New Roman" w:cs="Times New Roman"/>
-          <w:lang w:val="en-US"/>
-        </w:rPr>
-        <w:t>URL</w:t>
-      </w:r>
-      <w:r>
-        <w:rPr>
-          <w:rFonts w:ascii="Times New Roman" w:hAnsi="Times New Roman" w:cs="Times New Roman"/>
-        </w:rPr>
-        <w:t xml:space="preserve"> </w:t>
-      </w:r>
-      <w:r>
-        <w:rPr>
-          <w:rFonts w:ascii="Times New Roman" w:hAnsi="Times New Roman" w:cs="Times New Roman"/>
-          <w:lang w:val="en-US"/>
-        </w:rPr>
-        <w:t>https</w:t>
-      </w:r>
-      <w:r>
-        <w:rPr>
-          <w:rFonts w:ascii="Times New Roman" w:hAnsi="Times New Roman" w:cs="Times New Roman"/>
-        </w:rPr>
-        <w:t>://</w:t>
-      </w:r>
-      <w:r>
-        <w:rPr>
-          <w:rFonts w:ascii="Times New Roman" w:hAnsi="Times New Roman" w:cs="Times New Roman"/>
-          <w:lang w:val="en-US"/>
-        </w:rPr>
-        <w:t>docs</w:t>
-      </w:r>
-      <w:r>
-        <w:rPr>
-          <w:rFonts w:ascii="Times New Roman" w:hAnsi="Times New Roman" w:cs="Times New Roman"/>
-        </w:rPr>
-        <w:t>.</w:t>
-      </w:r>
-      <w:r>
-        <w:rPr>
-          <w:rFonts w:ascii="Times New Roman" w:hAnsi="Times New Roman" w:cs="Times New Roman"/>
-          <w:lang w:val="en-US"/>
-        </w:rPr>
-        <w:t>docker</w:t>
-      </w:r>
-      <w:r>
-        <w:rPr>
-          <w:rFonts w:ascii="Times New Roman" w:hAnsi="Times New Roman" w:cs="Times New Roman"/>
-        </w:rPr>
-        <w:t>.</w:t>
-      </w:r>
-      <w:r>
-        <w:rPr>
-          <w:rFonts w:ascii="Times New Roman" w:hAnsi="Times New Roman" w:cs="Times New Roman"/>
-          <w:lang w:val="en-US"/>
-        </w:rPr>
-        <w:t>com</w:t>
-      </w:r>
-      <w:r>
-        <w:rPr>
-          <w:rFonts w:ascii="Times New Roman" w:hAnsi="Times New Roman" w:cs="Times New Roman"/>
-        </w:rPr>
-        <w:t>/</w:t>
-      </w:r>
-      <w:r>
-        <w:rPr>
-          <w:rFonts w:ascii="Times New Roman" w:hAnsi="Times New Roman" w:cs="Times New Roman"/>
-          <w:lang w:val="en-US"/>
-        </w:rPr>
-        <w:t>engine</w:t>
-      </w:r>
-      <w:r>
-        <w:rPr>
-          <w:rFonts w:ascii="Times New Roman" w:hAnsi="Times New Roman" w:cs="Times New Roman"/>
-        </w:rPr>
-        <w:t>/</w:t>
-      </w:r>
-      <w:r>
-        <w:rPr>
-          <w:rFonts w:ascii="Times New Roman" w:hAnsi="Times New Roman" w:cs="Times New Roman"/>
-          <w:lang w:val="en-US"/>
-        </w:rPr>
-        <w:t>swarm</w:t>
-      </w:r>
-      <w:r>
-        <w:rPr>
-          <w:rFonts w:ascii="Times New Roman" w:hAnsi="Times New Roman" w:cs="Times New Roman"/>
-        </w:rPr>
-        <w:t xml:space="preserve">/ </w:t>
-      </w:r>
-      <w:r>
-        <w:rPr>
-          <w:rFonts w:ascii="Times New Roman" w:hAnsi="Times New Roman" w:cs="Times New Roman"/>
-        </w:rPr>
-        <w:t>(</w:t>
-      </w:r>
-      <w:r>
-        <w:rPr>
-          <w:rFonts w:ascii="Times New Roman" w:hAnsi="Times New Roman" w:cs="Times New Roman"/>
-        </w:rPr>
-        <w:t>дата</w:t>
-      </w:r>
-      <w:r>
-        <w:rPr>
-          <w:rFonts w:ascii="Times New Roman" w:hAnsi="Times New Roman" w:cs="Times New Roman"/>
-        </w:rPr>
-        <w:t xml:space="preserve"> </w:t>
-      </w:r>
-      <w:r>
-        <w:rPr>
-          <w:rFonts w:ascii="Times New Roman" w:hAnsi="Times New Roman" w:cs="Times New Roman"/>
-        </w:rPr>
-        <w:t>обращения</w:t>
-      </w:r>
-      <w:r>
-        <w:rPr>
-          <w:rFonts w:ascii="Times New Roman" w:hAnsi="Times New Roman" w:cs="Times New Roman"/>
-        </w:rPr>
-        <w:t xml:space="preserve"> </w:t>
-      </w:r>
-      <w:r>
-        <w:rPr>
-          <w:rFonts w:ascii="Times New Roman" w:hAnsi="Times New Roman" w:cs="Times New Roman"/>
-        </w:rPr>
-        <w:t>0</w:t>
-      </w:r>
-      <w:r>
-        <w:rPr>
-          <w:rFonts w:ascii="Times New Roman" w:hAnsi="Times New Roman" w:cs="Times New Roman"/>
-        </w:rPr>
-        <w:t>5</w:t>
-      </w:r>
-      <w:r>
-        <w:rPr>
-          <w:rFonts w:ascii="Times New Roman" w:hAnsi="Times New Roman" w:cs="Times New Roman"/>
-        </w:rPr>
-        <w:t>.</w:t>
-      </w:r>
-      <w:r>
-        <w:rPr>
-          <w:rFonts w:ascii="Times New Roman" w:hAnsi="Times New Roman" w:cs="Times New Roman"/>
-        </w:rPr>
-        <w:t>01</w:t>
-      </w:r>
-      <w:r>
-        <w:rPr>
-          <w:rFonts w:ascii="Times New Roman" w:hAnsi="Times New Roman" w:cs="Times New Roman"/>
-        </w:rPr>
-        <w:t>.202</w:t>
-      </w:r>
-      <w:r>
-        <w:rPr>
-          <w:rFonts w:ascii="Times New Roman" w:hAnsi="Times New Roman" w:cs="Times New Roman"/>
-        </w:rPr>
-        <w:t>6</w:t>
-      </w:r>
-      <w:r>
-        <w:rPr>
-          <w:rFonts w:ascii="Times New Roman" w:hAnsi="Times New Roman" w:cs="Times New Roman"/>
-        </w:rPr>
-        <w:t>)</w:t>
-      </w:r>
-      <w:r>
-        <w:rPr>
-          <w:rFonts w:ascii="Times New Roman" w:hAnsi="Times New Roman" w:cs="Times New Roman"/>
-        </w:rPr>
-        <w:t>.</w:t>
-      </w:r>
-    </w:p>
-    <w:p>
-      <w:pPr>
-        <w:spacing w:after="0" w:line="240" w:lineRule="auto"/>
-        <w:jc w:val="both"/>
-        <w:rPr>
-          <w:rFonts w:ascii="Times New Roman" w:hAnsi="Times New Roman" w:cs="Times New Roman"/>
-        </w:rPr>
-      </w:pPr>
-      <w:r>
-        <w:rPr>
-          <w:rFonts w:ascii="Times New Roman" w:hAnsi="Times New Roman" w:cs="Times New Roman"/>
-          <w:lang w:val="en-US"/>
+        </w:rPr>
+      </w:pPr>
+      <w:r>
+        <w:rPr>
+          <w:rFonts w:ascii="Times New Roman" w:hAnsi="Times New Roman" w:cs="Times New Roman"/>
         </w:rPr>
         <w:t>8</w:t>
       </w:r>
@@ -19603,279 +19531,6 @@
     </w:sectPr>
   </w:body>
 </w:document>
-</file>
-
-<file path=word/comments.xml><?xml version="1.0" encoding="utf-8"?>
-<w:comments xmlns:wpc="http://schemas.microsoft.com/office/word/2010/wordprocessingCanvas" xmlns:cx="http://schemas.microsoft.com/office/drawing/2014/chartex" xmlns:cx1="http://schemas.microsoft.com/office/drawing/2015/9/8/chartex" xmlns:cx2="http://schemas.microsoft.com/office/drawing/2015/10/21/chartex" xmlns:cx3="http://schemas.microsoft.com/office/drawing/2016/5/9/chartex" xmlns:cx4="http://schemas.microsoft.com/office/drawing/2016/5/10/chartex" xmlns:cx5="http://schemas.microsoft.com/office/drawing/2016/5/11/chartex" xmlns:cx6="http://schemas.microsoft.com/office/drawing/2016/5/12/chartex" xmlns:cx7="http://schemas.microsoft.com/office/drawing/2016/5/13/chartex" xmlns:cx8="http://schemas.microsoft.com/office/drawing/2016/5/14/chartex" xmlns:mc="http://schemas.openxmlformats.org/markup-compatibility/2006" xmlns:aink="http://schemas.microsoft.com/office/drawing/2016/ink" xmlns:am3d="http://schemas.microsoft.com/office/drawing/2017/model3d" xmlns:o="urn:schemas-microsoft-com:office:office" xmlns:oel="http://schemas.microsoft.com/office/2019/extlst" xmlns:r="http://schemas.openxmlformats.org/officeDocument/2006/relationships" xmlns:m="http://schemas.openxmlformats.org/officeDocument/2006/math" xmlns:v="urn:schemas-microsoft-com:vml" xmlns:wp14="http://schemas.microsoft.com/office/word/2010/wordprocessingDrawing" xmlns:wp="http://schemas.openxmlformats.org/drawingml/2006/wordprocessingDrawing" xmlns:w10="urn:schemas-microsoft-com:office:word" xmlns:w="http://schemas.openxmlformats.org/wordprocessingml/2006/main" xmlns:w14="http://schemas.microsoft.com/office/word/2010/wordml" xmlns:w15="http://schemas.microsoft.com/office/word/2012/wordml" xmlns:w16cex="http://schemas.microsoft.com/office/word/2018/wordml/cex" xmlns:w16cid="http://schemas.microsoft.com/office/word/2016/wordml/cid" xmlns:w16="http://schemas.microsoft.com/office/word/2018/wordml" xmlns:w16sdtdh="http://schemas.microsoft.com/office/word/2020/wordml/sdtdatahash" xmlns:w16se="http://schemas.microsoft.com/office/word/2015/wordml/symex" xmlns:wpg="http://schemas.microsoft.com/office/word/2010/wordprocessingGroup" xmlns:wpi="http://schemas.microsoft.com/office/word/2010/wordprocessingInk" xmlns:wne="http://schemas.microsoft.com/office/word/2006/wordml" xmlns:wps="http://schemas.microsoft.com/office/word/2010/wordprocessingShape" mc:Ignorable="w14 w15 w16se w16cid w16 w16cex w16sdtdh wp14">
-  <w:comment w:id="5" w:author="Рецензент" w:date="2026-01-08T23:18:00Z" w:initials="А">
-    <w:p>
-      <w:pPr>
-        <w:pStyle w:val="af7"/>
-      </w:pPr>
-      <w:r>
-        <w:rPr>
-          <w:rStyle w:val="af6"/>
-        </w:rPr>
-        <w:annotationRef/>
-      </w:r>
-      <w:r>
-        <w:t>И междустрочный полтора в 1 главе тоже</w:t>
-      </w:r>
-    </w:p>
-  </w:comment>
-  <w:comment w:id="7" w:author="Рецензент" w:date="2026-01-08T23:21:00Z" w:initials="А">
-    <w:p>
-      <w:pPr>
-        <w:pStyle w:val="af7"/>
-      </w:pPr>
-      <w:r>
-        <w:rPr>
-          <w:rStyle w:val="af6"/>
-        </w:rPr>
-        <w:annotationRef/>
-      </w:r>
-      <w:r>
-        <w:t>Алгоритм и методика</w:t>
-      </w:r>
-    </w:p>
-  </w:comment>
-  <w:comment w:id="8" w:author="Рецензент" w:date="2026-01-08T23:19:00Z" w:initials="А">
-    <w:p>
-      <w:pPr>
-        <w:pStyle w:val="af7"/>
-      </w:pPr>
-      <w:r>
-        <w:rPr>
-          <w:rStyle w:val="af6"/>
-        </w:rPr>
-        <w:annotationRef/>
-      </w:r>
-      <w:r>
-        <w:t>Не просто в один абзац, а сформулировать ОДНИМ предложением, весь этот пункт!</w:t>
-      </w:r>
-    </w:p>
-  </w:comment>
-  <w:comment w:id="9" w:author="Рецензент" w:date="2026-01-08T23:21:00Z" w:initials="А">
-    <w:p>
-      <w:pPr>
-        <w:pStyle w:val="af7"/>
-      </w:pPr>
-      <w:r>
-        <w:rPr>
-          <w:rStyle w:val="af6"/>
-        </w:rPr>
-        <w:annotationRef/>
-      </w:r>
-      <w:r>
-        <w:t>Тут напишите про алгоритм, который пункт 2 в научной новизне</w:t>
-      </w:r>
-    </w:p>
-  </w:comment>
-  <w:comment w:id="33" w:author="Рецензент" w:date="2026-01-08T23:19:00Z" w:initials="А">
-    <w:p>
-      <w:pPr>
-        <w:pStyle w:val="af7"/>
-      </w:pPr>
-      <w:r>
-        <w:rPr>
-          <w:rStyle w:val="af6"/>
-        </w:rPr>
-        <w:annotationRef/>
-      </w:r>
-      <w:r>
-        <w:t>Не просто в один абзац, а сформулировать ОДНИМ предложением, весь этот пункт!</w:t>
-      </w:r>
-    </w:p>
-  </w:comment>
-  <w:comment w:id="34" w:author="Рецензент" w:date="2026-01-08T23:21:00Z" w:initials="А">
-    <w:p>
-      <w:pPr>
-        <w:pStyle w:val="af7"/>
-      </w:pPr>
-      <w:r>
-        <w:rPr>
-          <w:rStyle w:val="af6"/>
-        </w:rPr>
-        <w:annotationRef/>
-      </w:r>
-      <w:r>
-        <w:t>Тут напишите про алгоритм, который пункт 2 в научной новизне</w:t>
-      </w:r>
-    </w:p>
-  </w:comment>
-  <w:comment w:id="38" w:author="Рецензент" w:date="2026-01-08T23:29:00Z" w:initials="А">
-    <w:p>
-      <w:pPr>
-        <w:pStyle w:val="af7"/>
-        <w:rPr>
-          <w:rFonts w:ascii="Times New Roman" w:hAnsi="Times New Roman" w:cs="Times New Roman"/>
-          <w:color w:val="FF0000"/>
-        </w:rPr>
-      </w:pPr>
-      <w:r>
-        <w:rPr>
-          <w:rStyle w:val="af6"/>
-        </w:rPr>
-        <w:annotationRef/>
-      </w:r>
-      <w:r>
-        <w:rPr>
-          <w:rFonts w:ascii="Times New Roman" w:hAnsi="Times New Roman" w:cs="Times New Roman"/>
-        </w:rPr>
-        <w:t xml:space="preserve">Лобова А.И., Вершинин Е.В., Фёдоров В.О. Обзор DDOS-атак на IoT устройства </w:t>
-      </w:r>
-      <w:r>
-        <w:rPr>
-          <w:rFonts w:ascii="Times New Roman" w:hAnsi="Times New Roman" w:cs="Times New Roman"/>
-        </w:rPr>
-        <w:t>/</w:t>
-      </w:r>
-      <w:r>
-        <w:rPr>
-          <w:rFonts w:ascii="Times New Roman" w:hAnsi="Times New Roman" w:cs="Times New Roman"/>
-        </w:rPr>
-        <w:t xml:space="preserve"> </w:t>
-      </w:r>
-      <w:r>
-        <w:rPr>
-          <w:rFonts w:ascii="Times New Roman" w:hAnsi="Times New Roman" w:cs="Times New Roman"/>
-        </w:rPr>
-        <w:t>А.И.</w:t>
-      </w:r>
-      <w:r>
-        <w:rPr>
-          <w:rFonts w:ascii="Times New Roman" w:hAnsi="Times New Roman" w:cs="Times New Roman"/>
-        </w:rPr>
-        <w:t xml:space="preserve"> </w:t>
-      </w:r>
-      <w:r>
-        <w:rPr>
-          <w:rFonts w:ascii="Times New Roman" w:hAnsi="Times New Roman" w:cs="Times New Roman"/>
-        </w:rPr>
-        <w:t>Лобова,</w:t>
-      </w:r>
-      <w:r>
-        <w:rPr>
-          <w:rFonts w:ascii="Times New Roman" w:hAnsi="Times New Roman" w:cs="Times New Roman"/>
-        </w:rPr>
-        <w:t xml:space="preserve"> </w:t>
-      </w:r>
-      <w:r>
-        <w:rPr>
-          <w:rFonts w:ascii="Times New Roman" w:hAnsi="Times New Roman" w:cs="Times New Roman"/>
-        </w:rPr>
-        <w:t>Е.В. Вершинин, В.О</w:t>
-      </w:r>
-      <w:r>
-        <w:rPr>
-          <w:rFonts w:ascii="Times New Roman" w:hAnsi="Times New Roman" w:cs="Times New Roman"/>
-        </w:rPr>
-        <w:t>.</w:t>
-      </w:r>
-      <w:r>
-        <w:rPr>
-          <w:rFonts w:ascii="Times New Roman" w:hAnsi="Times New Roman" w:cs="Times New Roman"/>
-        </w:rPr>
-        <w:t xml:space="preserve"> Фёдоро</w:t>
-      </w:r>
-      <w:r>
-        <w:rPr>
-          <w:rFonts w:ascii="Times New Roman" w:hAnsi="Times New Roman" w:cs="Times New Roman"/>
-        </w:rPr>
-        <w:t>в</w:t>
-      </w:r>
-      <w:r>
-        <w:rPr>
-          <w:rFonts w:ascii="Times New Roman" w:hAnsi="Times New Roman" w:cs="Times New Roman"/>
-        </w:rPr>
-        <w:t xml:space="preserve"> //Нацбезопасность – 2022</w:t>
-      </w:r>
-      <w:r>
-        <w:rPr>
-          <w:rFonts w:ascii="Times New Roman" w:hAnsi="Times New Roman" w:cs="Times New Roman"/>
-        </w:rPr>
-        <w:t xml:space="preserve">. – </w:t>
-      </w:r>
-      <w:r>
-        <w:rPr>
-          <w:rFonts w:ascii="Times New Roman" w:hAnsi="Times New Roman" w:cs="Times New Roman"/>
-          <w:color w:val="FF0000"/>
-        </w:rPr>
-        <w:t>С. 8-13.</w:t>
-      </w:r>
-    </w:p>
-    <w:p>
-      <w:pPr>
-        <w:pStyle w:val="af7"/>
-        <w:rPr>
-          <w:rFonts w:ascii="Times New Roman" w:hAnsi="Times New Roman" w:cs="Times New Roman"/>
-          <w:color w:val="FF0000"/>
-        </w:rPr>
-      </w:pPr>
-    </w:p>
-    <w:p>
-      <w:pPr>
-        <w:pStyle w:val="af7"/>
-        <w:rPr>
-          <w:color w:val="FF0000"/>
-        </w:rPr>
-      </w:pPr>
-      <w:r>
-        <w:rPr>
-          <w:rFonts w:ascii="Times New Roman" w:hAnsi="Times New Roman" w:cs="Times New Roman"/>
-          <w:color w:val="FF0000"/>
-        </w:rPr>
-        <w:t>Исправить во всех рос. статьях</w:t>
-      </w:r>
-    </w:p>
-  </w:comment>
-  <w:comment w:id="43" w:author="Рецензент" w:date="2026-01-08T23:19:00Z" w:initials="А">
-    <w:p>
-      <w:pPr>
-        <w:pStyle w:val="af7"/>
-      </w:pPr>
-      <w:r>
-        <w:rPr>
-          <w:rStyle w:val="af6"/>
-        </w:rPr>
-        <w:annotationRef/>
-      </w:r>
-      <w:r>
-        <w:t>Не просто в один абзац, а сформулировать ОДНИМ предложением, весь этот пункт!</w:t>
-      </w:r>
-    </w:p>
-  </w:comment>
-  <w:comment w:id="44" w:author="Рецензент" w:date="2026-01-08T23:21:00Z" w:initials="А">
-    <w:p>
-      <w:pPr>
-        <w:pStyle w:val="af7"/>
-      </w:pPr>
-      <w:r>
-        <w:rPr>
-          <w:rStyle w:val="af6"/>
-        </w:rPr>
-        <w:annotationRef/>
-      </w:r>
-      <w:r>
-        <w:t>Тут напишите про алгоритм, который пункт 2 в научной новизне</w:t>
-      </w:r>
-    </w:p>
-  </w:comment>
-</w:comments>
-</file>
-
-<file path=word/commentsExtended.xml><?xml version="1.0" encoding="utf-8"?>
-<w15:commentsEx xmlns:wpc="http://schemas.microsoft.com/office/word/2010/wordprocessingCanvas" xmlns:cx="http://schemas.microsoft.com/office/drawing/2014/chartex" xmlns:cx1="http://schemas.microsoft.com/office/drawing/2015/9/8/chartex" xmlns:cx2="http://schemas.microsoft.com/office/drawing/2015/10/21/chartex" xmlns:cx3="http://schemas.microsoft.com/office/drawing/2016/5/9/chartex" xmlns:cx4="http://schemas.microsoft.com/office/drawing/2016/5/10/chartex" xmlns:cx5="http://schemas.microsoft.com/office/drawing/2016/5/11/chartex" xmlns:cx6="http://schemas.microsoft.com/office/drawing/2016/5/12/chartex" xmlns:cx7="http://schemas.microsoft.com/office/drawing/2016/5/13/chartex" xmlns:cx8="http://schemas.microsoft.com/office/drawing/2016/5/14/chartex" xmlns:mc="http://schemas.openxmlformats.org/markup-compatibility/2006" xmlns:aink="http://schemas.microsoft.com/office/drawing/2016/ink" xmlns:am3d="http://schemas.microsoft.com/office/drawing/2017/model3d" xmlns:o="urn:schemas-microsoft-com:office:office" xmlns:oel="http://schemas.microsoft.com/office/2019/extlst" xmlns:r="http://schemas.openxmlformats.org/officeDocument/2006/relationships" xmlns:m="http://schemas.openxmlformats.org/officeDocument/2006/math" xmlns:v="urn:schemas-microsoft-com:vml" xmlns:wp14="http://schemas.microsoft.com/office/word/2010/wordprocessingDrawing" xmlns:wp="http://schemas.openxmlformats.org/drawingml/2006/wordprocessingDrawing" xmlns:w10="urn:schemas-microsoft-com:office:word" xmlns:w="http://schemas.openxmlformats.org/wordprocessingml/2006/main" xmlns:w14="http://schemas.microsoft.com/office/word/2010/wordml" xmlns:w15="http://schemas.microsoft.com/office/word/2012/wordml" xmlns:w16cex="http://schemas.microsoft.com/office/word/2018/wordml/cex" xmlns:w16cid="http://schemas.microsoft.com/office/word/2016/wordml/cid" xmlns:w16="http://schemas.microsoft.com/office/word/2018/wordml" xmlns:w16sdtdh="http://schemas.microsoft.com/office/word/2020/wordml/sdtdatahash" xmlns:w16se="http://schemas.microsoft.com/office/word/2015/wordml/symex" xmlns:wpg="http://schemas.microsoft.com/office/word/2010/wordprocessingGroup" xmlns:wpi="http://schemas.microsoft.com/office/word/2010/wordprocessingInk" xmlns:wne="http://schemas.microsoft.com/office/word/2006/wordml" xmlns:wps="http://schemas.microsoft.com/office/word/2010/wordprocessingShape" mc:Ignorable="w14 w15 w16se w16cid w16 w16cex w16sdtdh wp14">
-  <w15:commentEx w15:paraId="3DA4C88D" w15:done="0"/>
-  <w15:commentEx w15:paraId="745E0E3E" w15:done="0"/>
-  <w15:commentEx w15:paraId="0127F61B" w15:done="0"/>
-  <w15:commentEx w15:paraId="11B411C2" w15:done="0"/>
-  <w15:commentEx w15:paraId="4045366D" w15:done="1"/>
-  <w15:commentEx w15:paraId="3A45B828" w15:done="0"/>
-  <w15:commentEx w15:paraId="2CBFCF6A" w15:done="0"/>
-  <w15:commentEx w15:paraId="4396145A" w15:done="0"/>
-  <w15:commentEx w15:paraId="6F97AA6B" w15:done="0"/>
-</w15:commentsEx>
 </file>
 
 <file path=word/commentsExtensible.xml><?xml version="1.0" encoding="utf-8"?>
@@ -19892,22 +19547,8 @@
 </w16cex:commentsExtensible>
 </file>
 
-<file path=word/commentsIds.xml><?xml version="1.0" encoding="utf-8"?>
-<w16cid:commentsIds xmlns:wpc="http://schemas.microsoft.com/office/word/2010/wordprocessingCanvas" xmlns:cx="http://schemas.microsoft.com/office/drawing/2014/chartex" xmlns:cx1="http://schemas.microsoft.com/office/drawing/2015/9/8/chartex" xmlns:cx2="http://schemas.microsoft.com/office/drawing/2015/10/21/chartex" xmlns:cx3="http://schemas.microsoft.com/office/drawing/2016/5/9/chartex" xmlns:cx4="http://schemas.microsoft.com/office/drawing/2016/5/10/chartex" xmlns:cx5="http://schemas.microsoft.com/office/drawing/2016/5/11/chartex" xmlns:cx6="http://schemas.microsoft.com/office/drawing/2016/5/12/chartex" xmlns:cx7="http://schemas.microsoft.com/office/drawing/2016/5/13/chartex" xmlns:cx8="http://schemas.microsoft.com/office/drawing/2016/5/14/chartex" xmlns:mc="http://schemas.openxmlformats.org/markup-compatibility/2006" xmlns:aink="http://schemas.microsoft.com/office/drawing/2016/ink" xmlns:am3d="http://schemas.microsoft.com/office/drawing/2017/model3d" xmlns:o="urn:schemas-microsoft-com:office:office" xmlns:oel="http://schemas.microsoft.com/office/2019/extlst" xmlns:r="http://schemas.openxmlformats.org/officeDocument/2006/relationships" xmlns:m="http://schemas.openxmlformats.org/officeDocument/2006/math" xmlns:v="urn:schemas-microsoft-com:vml" xmlns:wp14="http://schemas.microsoft.com/office/word/2010/wordprocessingDrawing" xmlns:wp="http://schemas.openxmlformats.org/drawingml/2006/wordprocessingDrawing" xmlns:w10="urn:schemas-microsoft-com:office:word" xmlns:w="http://schemas.openxmlformats.org/wordprocessingml/2006/main" xmlns:w14="http://schemas.microsoft.com/office/word/2010/wordml" xmlns:w15="http://schemas.microsoft.com/office/word/2012/wordml" xmlns:w16cex="http://schemas.microsoft.com/office/word/2018/wordml/cex" xmlns:w16cid="http://schemas.microsoft.com/office/word/2016/wordml/cid" xmlns:w16="http://schemas.microsoft.com/office/word/2018/wordml" xmlns:w16sdtdh="http://schemas.microsoft.com/office/word/2020/wordml/sdtdatahash" xmlns:w16se="http://schemas.microsoft.com/office/word/2015/wordml/symex" xmlns:wpg="http://schemas.microsoft.com/office/word/2010/wordprocessingGroup" xmlns:wpi="http://schemas.microsoft.com/office/word/2010/wordprocessingInk" xmlns:wne="http://schemas.microsoft.com/office/word/2006/wordml" xmlns:wps="http://schemas.microsoft.com/office/word/2010/wordprocessingShape" mc:Ignorable="w14 w15 w16se w16cid w16 w16cex w16sdtdh wp14">
-  <w16cid:commentId w16cid:paraId="3DA4C88D" w16cid:durableId="2D0AB9CA"/>
-  <w16cid:commentId w16cid:paraId="745E0E3E" w16cid:durableId="2D0ABA8A"/>
-  <w16cid:commentId w16cid:paraId="0127F61B" w16cid:durableId="2D0ABA16"/>
-  <w16cid:commentId w16cid:paraId="11B411C2" w16cid:durableId="2D0ABA5E"/>
-  <w16cid:commentId w16cid:paraId="4045366D" w16cid:durableId="49D66BB9"/>
-  <w16cid:commentId w16cid:paraId="3A45B828" w16cid:durableId="0A6C01D1"/>
-  <w16cid:commentId w16cid:paraId="2CBFCF6A" w16cid:durableId="2D0ABC75"/>
-  <w16cid:commentId w16cid:paraId="4396145A" w16cid:durableId="318FFA48"/>
-  <w16cid:commentId w16cid:paraId="6F97AA6B" w16cid:durableId="0F0A67AA"/>
-</w16cid:commentsIds>
-</file>
-
 <file path=word/endnotes.xml><?xml version="1.0" encoding="utf-8"?>
-<w:endnotes xmlns:wpc="http://schemas.microsoft.com/office/word/2010/wordprocessingCanvas" xmlns:cx="http://schemas.microsoft.com/office/drawing/2014/chartex" xmlns:cx1="http://schemas.microsoft.com/office/drawing/2015/9/8/chartex" xmlns:cx2="http://schemas.microsoft.com/office/drawing/2015/10/21/chartex" xmlns:cx3="http://schemas.microsoft.com/office/drawing/2016/5/9/chartex" xmlns:cx4="http://schemas.microsoft.com/office/drawing/2016/5/10/chartex" xmlns:cx5="http://schemas.microsoft.com/office/drawing/2016/5/11/chartex" xmlns:cx6="http://schemas.microsoft.com/office/drawing/2016/5/12/chartex" xmlns:cx7="http://schemas.microsoft.com/office/drawing/2016/5/13/chartex" xmlns:cx8="http://schemas.microsoft.com/office/drawing/2016/5/14/chartex" xmlns:mc="http://schemas.openxmlformats.org/markup-compatibility/2006" xmlns:aink="http://schemas.microsoft.com/office/drawing/2016/ink" xmlns:am3d="http://schemas.microsoft.com/office/drawing/2017/model3d" xmlns:o="urn:schemas-microsoft-com:office:office" xmlns:oel="http://schemas.microsoft.com/office/2019/extlst" xmlns:r="http://schemas.openxmlformats.org/officeDocument/2006/relationships" xmlns:m="http://schemas.openxmlformats.org/officeDocument/2006/math" xmlns:v="urn:schemas-microsoft-com:vml" xmlns:wp14="http://schemas.microsoft.com/office/word/2010/wordprocessingDrawing" xmlns:wp="http://schemas.openxmlformats.org/drawingml/2006/wordprocessingDrawing" xmlns:w10="urn:schemas-microsoft-com:office:word" xmlns:w="http://schemas.openxmlformats.org/wordprocessingml/2006/main" xmlns:w14="http://schemas.microsoft.com/office/word/2010/wordml" xmlns:w15="http://schemas.microsoft.com/office/word/2012/wordml" xmlns:w16cex="http://schemas.microsoft.com/office/word/2018/wordml/cex" xmlns:w16cid="http://schemas.microsoft.com/office/word/2016/wordml/cid" xmlns:w16="http://schemas.microsoft.com/office/word/2018/wordml" xmlns:w16sdtdh="http://schemas.microsoft.com/office/word/2020/wordml/sdtdatahash" xmlns:w16se="http://schemas.microsoft.com/office/word/2015/wordml/symex" xmlns:wpg="http://schemas.microsoft.com/office/word/2010/wordprocessingGroup" xmlns:wpi="http://schemas.microsoft.com/office/word/2010/wordprocessingInk" xmlns:wne="http://schemas.microsoft.com/office/word/2006/wordml" xmlns:wps="http://schemas.microsoft.com/office/word/2010/wordprocessingShape" mc:Ignorable="w14 w15 w16se w16cid w16 w16cex w16sdtdh wp14">
+<w:endnotes xmlns:wpc="http://schemas.microsoft.com/office/word/2010/wordprocessingCanvas" xmlns:cx="http://schemas.microsoft.com/office/drawing/2014/chartex" xmlns:cx1="http://schemas.microsoft.com/office/drawing/2015/9/8/chartex" xmlns:cx2="http://schemas.microsoft.com/office/drawing/2015/10/21/chartex" xmlns:cx3="http://schemas.microsoft.com/office/drawing/2016/5/9/chartex" xmlns:cx4="http://schemas.microsoft.com/office/drawing/2016/5/10/chartex" xmlns:cx5="http://schemas.microsoft.com/office/drawing/2016/5/11/chartex" xmlns:cx6="http://schemas.microsoft.com/office/drawing/2016/5/12/chartex" xmlns:cx7="http://schemas.microsoft.com/office/drawing/2016/5/13/chartex" xmlns:cx8="http://schemas.microsoft.com/office/drawing/2016/5/14/chartex" xmlns:mc="http://schemas.openxmlformats.org/markup-compatibility/2006" xmlns:aink="http://schemas.microsoft.com/office/drawing/2016/ink" xmlns:am3d="http://schemas.microsoft.com/office/drawing/2017/model3d" xmlns:o="urn:schemas-microsoft-com:office:office" xmlns:r="http://schemas.openxmlformats.org/officeDocument/2006/relationships" xmlns:m="http://schemas.openxmlformats.org/officeDocument/2006/math" xmlns:v="urn:schemas-microsoft-com:vml" xmlns:wp14="http://schemas.microsoft.com/office/word/2010/wordprocessingDrawing" xmlns:wp="http://schemas.openxmlformats.org/drawingml/2006/wordprocessingDrawing" xmlns:w10="urn:schemas-microsoft-com:office:word" xmlns:w="http://schemas.openxmlformats.org/wordprocessingml/2006/main" xmlns:w14="http://schemas.microsoft.com/office/word/2010/wordml" xmlns:w15="http://schemas.microsoft.com/office/word/2012/wordml" xmlns:w16cid="http://schemas.microsoft.com/office/word/2016/wordml/cid" xmlns:w16se="http://schemas.microsoft.com/office/word/2015/wordml/symex" xmlns:wpg="http://schemas.microsoft.com/office/word/2010/wordprocessingGroup" xmlns:wpi="http://schemas.microsoft.com/office/word/2010/wordprocessingInk" xmlns:wne="http://schemas.microsoft.com/office/word/2006/wordml" xmlns:wps="http://schemas.microsoft.com/office/word/2010/wordprocessingShape" mc:Ignorable="w14 w15 w16se w16cid wp14">
   <w:endnote w:type="separator" w:id="-1">
     <w:p>
       <w:pPr>
@@ -19932,7 +19573,7 @@
 </file>
 
 <file path=word/footnotes.xml><?xml version="1.0" encoding="utf-8"?>
-<w:footnotes xmlns:wpc="http://schemas.microsoft.com/office/word/2010/wordprocessingCanvas" xmlns:cx="http://schemas.microsoft.com/office/drawing/2014/chartex" xmlns:cx1="http://schemas.microsoft.com/office/drawing/2015/9/8/chartex" xmlns:cx2="http://schemas.microsoft.com/office/drawing/2015/10/21/chartex" xmlns:cx3="http://schemas.microsoft.com/office/drawing/2016/5/9/chartex" xmlns:cx4="http://schemas.microsoft.com/office/drawing/2016/5/10/chartex" xmlns:cx5="http://schemas.microsoft.com/office/drawing/2016/5/11/chartex" xmlns:cx6="http://schemas.microsoft.com/office/drawing/2016/5/12/chartex" xmlns:cx7="http://schemas.microsoft.com/office/drawing/2016/5/13/chartex" xmlns:cx8="http://schemas.microsoft.com/office/drawing/2016/5/14/chartex" xmlns:mc="http://schemas.openxmlformats.org/markup-compatibility/2006" xmlns:aink="http://schemas.microsoft.com/office/drawing/2016/ink" xmlns:am3d="http://schemas.microsoft.com/office/drawing/2017/model3d" xmlns:o="urn:schemas-microsoft-com:office:office" xmlns:oel="http://schemas.microsoft.com/office/2019/extlst" xmlns:r="http://schemas.openxmlformats.org/officeDocument/2006/relationships" xmlns:m="http://schemas.openxmlformats.org/officeDocument/2006/math" xmlns:v="urn:schemas-microsoft-com:vml" xmlns:wp14="http://schemas.microsoft.com/office/word/2010/wordprocessingDrawing" xmlns:wp="http://schemas.openxmlformats.org/drawingml/2006/wordprocessingDrawing" xmlns:w10="urn:schemas-microsoft-com:office:word" xmlns:w="http://schemas.openxmlformats.org/wordprocessingml/2006/main" xmlns:w14="http://schemas.microsoft.com/office/word/2010/wordml" xmlns:w15="http://schemas.microsoft.com/office/word/2012/wordml" xmlns:w16cex="http://schemas.microsoft.com/office/word/2018/wordml/cex" xmlns:w16cid="http://schemas.microsoft.com/office/word/2016/wordml/cid" xmlns:w16="http://schemas.microsoft.com/office/word/2018/wordml" xmlns:w16sdtdh="http://schemas.microsoft.com/office/word/2020/wordml/sdtdatahash" xmlns:w16se="http://schemas.microsoft.com/office/word/2015/wordml/symex" xmlns:wpg="http://schemas.microsoft.com/office/word/2010/wordprocessingGroup" xmlns:wpi="http://schemas.microsoft.com/office/word/2010/wordprocessingInk" xmlns:wne="http://schemas.microsoft.com/office/word/2006/wordml" xmlns:wps="http://schemas.microsoft.com/office/word/2010/wordprocessingShape" mc:Ignorable="w14 w15 w16se w16cid w16 w16cex w16sdtdh wp14">
+<w:footnotes xmlns:wpc="http://schemas.microsoft.com/office/word/2010/wordprocessingCanvas" xmlns:cx="http://schemas.microsoft.com/office/drawing/2014/chartex" xmlns:cx1="http://schemas.microsoft.com/office/drawing/2015/9/8/chartex" xmlns:cx2="http://schemas.microsoft.com/office/drawing/2015/10/21/chartex" xmlns:cx3="http://schemas.microsoft.com/office/drawing/2016/5/9/chartex" xmlns:cx4="http://schemas.microsoft.com/office/drawing/2016/5/10/chartex" xmlns:cx5="http://schemas.microsoft.com/office/drawing/2016/5/11/chartex" xmlns:cx6="http://schemas.microsoft.com/office/drawing/2016/5/12/chartex" xmlns:cx7="http://schemas.microsoft.com/office/drawing/2016/5/13/chartex" xmlns:cx8="http://schemas.microsoft.com/office/drawing/2016/5/14/chartex" xmlns:mc="http://schemas.openxmlformats.org/markup-compatibility/2006" xmlns:aink="http://schemas.microsoft.com/office/drawing/2016/ink" xmlns:am3d="http://schemas.microsoft.com/office/drawing/2017/model3d" xmlns:o="urn:schemas-microsoft-com:office:office" xmlns:r="http://schemas.openxmlformats.org/officeDocument/2006/relationships" xmlns:m="http://schemas.openxmlformats.org/officeDocument/2006/math" xmlns:v="urn:schemas-microsoft-com:vml" xmlns:wp14="http://schemas.microsoft.com/office/word/2010/wordprocessingDrawing" xmlns:wp="http://schemas.openxmlformats.org/drawingml/2006/wordprocessingDrawing" xmlns:w10="urn:schemas-microsoft-com:office:word" xmlns:w="http://schemas.openxmlformats.org/wordprocessingml/2006/main" xmlns:w14="http://schemas.microsoft.com/office/word/2010/wordml" xmlns:w15="http://schemas.microsoft.com/office/word/2012/wordml" xmlns:w16cid="http://schemas.microsoft.com/office/word/2016/wordml/cid" xmlns:w16se="http://schemas.microsoft.com/office/word/2015/wordml/symex" xmlns:wpg="http://schemas.microsoft.com/office/word/2010/wordprocessingGroup" xmlns:wpi="http://schemas.microsoft.com/office/word/2010/wordprocessingInk" xmlns:wne="http://schemas.microsoft.com/office/word/2006/wordml" xmlns:wps="http://schemas.microsoft.com/office/word/2010/wordprocessingShape" mc:Ignorable="w14 w15 w16se w16cid wp14">
   <w:footnote w:type="separator" w:id="-1">
     <w:p>
       <w:pPr>
@@ -19957,7 +19598,7 @@
 </file>
 
 <file path=word/numbering.xml><?xml version="1.0" encoding="utf-8"?>
-<w:numbering xmlns:wpc="http://schemas.microsoft.com/office/word/2010/wordprocessingCanvas" xmlns:cx="http://schemas.microsoft.com/office/drawing/2014/chartex" xmlns:cx1="http://schemas.microsoft.com/office/drawing/2015/9/8/chartex" xmlns:cx2="http://schemas.microsoft.com/office/drawing/2015/10/21/chartex" xmlns:cx3="http://schemas.microsoft.com/office/drawing/2016/5/9/chartex" xmlns:cx4="http://schemas.microsoft.com/office/drawing/2016/5/10/chartex" xmlns:cx5="http://schemas.microsoft.com/office/drawing/2016/5/11/chartex" xmlns:cx6="http://schemas.microsoft.com/office/drawing/2016/5/12/chartex" xmlns:cx7="http://schemas.microsoft.com/office/drawing/2016/5/13/chartex" xmlns:cx8="http://schemas.microsoft.com/office/drawing/2016/5/14/chartex" xmlns:mc="http://schemas.openxmlformats.org/markup-compatibility/2006" xmlns:aink="http://schemas.microsoft.com/office/drawing/2016/ink" xmlns:am3d="http://schemas.microsoft.com/office/drawing/2017/model3d" xmlns:o="urn:schemas-microsoft-com:office:office" xmlns:oel="http://schemas.microsoft.com/office/2019/extlst" xmlns:r="http://schemas.openxmlformats.org/officeDocument/2006/relationships" xmlns:m="http://schemas.openxmlformats.org/officeDocument/2006/math" xmlns:v="urn:schemas-microsoft-com:vml" xmlns:wp14="http://schemas.microsoft.com/office/word/2010/wordprocessingDrawing" xmlns:wp="http://schemas.openxmlformats.org/drawingml/2006/wordprocessingDrawing" xmlns:w10="urn:schemas-microsoft-com:office:word" xmlns:w="http://schemas.openxmlformats.org/wordprocessingml/2006/main" xmlns:w14="http://schemas.microsoft.com/office/word/2010/wordml" xmlns:w15="http://schemas.microsoft.com/office/word/2012/wordml" xmlns:w16cex="http://schemas.microsoft.com/office/word/2018/wordml/cex" xmlns:w16cid="http://schemas.microsoft.com/office/word/2016/wordml/cid" xmlns:w16="http://schemas.microsoft.com/office/word/2018/wordml" xmlns:w16sdtdh="http://schemas.microsoft.com/office/word/2020/wordml/sdtdatahash" xmlns:w16se="http://schemas.microsoft.com/office/word/2015/wordml/symex" xmlns:wpg="http://schemas.microsoft.com/office/word/2010/wordprocessingGroup" xmlns:wpi="http://schemas.microsoft.com/office/word/2010/wordprocessingInk" xmlns:wne="http://schemas.microsoft.com/office/word/2006/wordml" xmlns:wps="http://schemas.microsoft.com/office/word/2010/wordprocessingShape" mc:Ignorable="w14 w15 w16se w16cid w16 w16cex w16sdtdh wp14">
+<w:numbering xmlns:wpc="http://schemas.microsoft.com/office/word/2010/wordprocessingCanvas" xmlns:cx="http://schemas.microsoft.com/office/drawing/2014/chartex" xmlns:cx1="http://schemas.microsoft.com/office/drawing/2015/9/8/chartex" xmlns:cx2="http://schemas.microsoft.com/office/drawing/2015/10/21/chartex" xmlns:cx3="http://schemas.microsoft.com/office/drawing/2016/5/9/chartex" xmlns:cx4="http://schemas.microsoft.com/office/drawing/2016/5/10/chartex" xmlns:cx5="http://schemas.microsoft.com/office/drawing/2016/5/11/chartex" xmlns:cx6="http://schemas.microsoft.com/office/drawing/2016/5/12/chartex" xmlns:cx7="http://schemas.microsoft.com/office/drawing/2016/5/13/chartex" xmlns:cx8="http://schemas.microsoft.com/office/drawing/2016/5/14/chartex" xmlns:mc="http://schemas.openxmlformats.org/markup-compatibility/2006" xmlns:aink="http://schemas.microsoft.com/office/drawing/2016/ink" xmlns:am3d="http://schemas.microsoft.com/office/drawing/2017/model3d" xmlns:o="urn:schemas-microsoft-com:office:office" xmlns:r="http://schemas.openxmlformats.org/officeDocument/2006/relationships" xmlns:m="http://schemas.openxmlformats.org/officeDocument/2006/math" xmlns:v="urn:schemas-microsoft-com:vml" xmlns:wp14="http://schemas.microsoft.com/office/word/2010/wordprocessingDrawing" xmlns:wp="http://schemas.openxmlformats.org/drawingml/2006/wordprocessingDrawing" xmlns:w10="urn:schemas-microsoft-com:office:word" xmlns:w="http://schemas.openxmlformats.org/wordprocessingml/2006/main" xmlns:w14="http://schemas.microsoft.com/office/word/2010/wordml" xmlns:w15="http://schemas.microsoft.com/office/word/2012/wordml" xmlns:w16cid="http://schemas.microsoft.com/office/word/2016/wordml/cid" xmlns:w16se="http://schemas.microsoft.com/office/word/2015/wordml/symex" xmlns:wpg="http://schemas.microsoft.com/office/word/2010/wordprocessingGroup" xmlns:wpi="http://schemas.microsoft.com/office/word/2010/wordprocessingInk" xmlns:wne="http://schemas.microsoft.com/office/word/2006/wordml" xmlns:wps="http://schemas.microsoft.com/office/word/2010/wordprocessingShape" mc:Ignorable="w14 w15 w16se w16cid wp14">
   <w:abstractNum w:abstractNumId="0" w15:restartNumberingAfterBreak="0">
     <w:nsid w:val="025348A9"/>
     <w:multiLevelType w:val="multilevel"/>
@@ -23578,97 +23219,97 @@
       </w:rPr>
     </w:lvl>
   </w:abstractNum>
-  <w:num w:numId="1" w16cid:durableId="884295204">
+  <w:num w:numId="1">
     <w:abstractNumId w:val="12"/>
   </w:num>
-  <w:num w:numId="2" w16cid:durableId="325015997">
+  <w:num w:numId="2">
     <w:abstractNumId w:val="23"/>
   </w:num>
-  <w:num w:numId="3" w16cid:durableId="669602768">
+  <w:num w:numId="3">
     <w:abstractNumId w:val="28"/>
   </w:num>
-  <w:num w:numId="4" w16cid:durableId="285308559">
+  <w:num w:numId="4">
     <w:abstractNumId w:val="11"/>
   </w:num>
-  <w:num w:numId="5" w16cid:durableId="2064744286">
+  <w:num w:numId="5">
     <w:abstractNumId w:val="9"/>
   </w:num>
-  <w:num w:numId="6" w16cid:durableId="282806553">
+  <w:num w:numId="6">
     <w:abstractNumId w:val="3"/>
   </w:num>
-  <w:num w:numId="7" w16cid:durableId="1075012197">
+  <w:num w:numId="7">
     <w:abstractNumId w:val="27"/>
   </w:num>
-  <w:num w:numId="8" w16cid:durableId="268857344">
+  <w:num w:numId="8">
     <w:abstractNumId w:val="10"/>
   </w:num>
-  <w:num w:numId="9" w16cid:durableId="1312716799">
+  <w:num w:numId="9">
     <w:abstractNumId w:val="29"/>
   </w:num>
-  <w:num w:numId="10" w16cid:durableId="597760439">
+  <w:num w:numId="10">
     <w:abstractNumId w:val="25"/>
   </w:num>
-  <w:num w:numId="11" w16cid:durableId="1340549200">
+  <w:num w:numId="11">
     <w:abstractNumId w:val="2"/>
   </w:num>
-  <w:num w:numId="12" w16cid:durableId="2007784556">
+  <w:num w:numId="12">
     <w:abstractNumId w:val="30"/>
   </w:num>
-  <w:num w:numId="13" w16cid:durableId="1532763323">
+  <w:num w:numId="13">
     <w:abstractNumId w:val="24"/>
   </w:num>
-  <w:num w:numId="14" w16cid:durableId="358899878">
+  <w:num w:numId="14">
     <w:abstractNumId w:val="18"/>
   </w:num>
-  <w:num w:numId="15" w16cid:durableId="1782066127">
+  <w:num w:numId="15">
     <w:abstractNumId w:val="26"/>
   </w:num>
-  <w:num w:numId="16" w16cid:durableId="1199974777">
+  <w:num w:numId="16">
     <w:abstractNumId w:val="19"/>
   </w:num>
-  <w:num w:numId="17" w16cid:durableId="839582361">
+  <w:num w:numId="17">
     <w:abstractNumId w:val="4"/>
   </w:num>
-  <w:num w:numId="18" w16cid:durableId="1357998238">
+  <w:num w:numId="18">
     <w:abstractNumId w:val="1"/>
   </w:num>
-  <w:num w:numId="19" w16cid:durableId="1980764285">
+  <w:num w:numId="19">
     <w:abstractNumId w:val="5"/>
   </w:num>
-  <w:num w:numId="20" w16cid:durableId="1598098197">
+  <w:num w:numId="20">
     <w:abstractNumId w:val="21"/>
   </w:num>
-  <w:num w:numId="21" w16cid:durableId="1214930372">
+  <w:num w:numId="21">
     <w:abstractNumId w:val="16"/>
   </w:num>
-  <w:num w:numId="22" w16cid:durableId="58869396">
+  <w:num w:numId="22">
     <w:abstractNumId w:val="13"/>
   </w:num>
-  <w:num w:numId="23" w16cid:durableId="1470440735">
+  <w:num w:numId="23">
     <w:abstractNumId w:val="6"/>
   </w:num>
-  <w:num w:numId="24" w16cid:durableId="988482699">
+  <w:num w:numId="24">
     <w:abstractNumId w:val="31"/>
   </w:num>
-  <w:num w:numId="25" w16cid:durableId="924343698">
+  <w:num w:numId="25">
     <w:abstractNumId w:val="17"/>
   </w:num>
-  <w:num w:numId="26" w16cid:durableId="490214622">
+  <w:num w:numId="26">
     <w:abstractNumId w:val="22"/>
   </w:num>
-  <w:num w:numId="27" w16cid:durableId="392238641">
+  <w:num w:numId="27">
     <w:abstractNumId w:val="7"/>
   </w:num>
-  <w:num w:numId="28" w16cid:durableId="528033245">
+  <w:num w:numId="28">
     <w:abstractNumId w:val="8"/>
   </w:num>
-  <w:num w:numId="29" w16cid:durableId="1734622217">
+  <w:num w:numId="29">
     <w:abstractNumId w:val="15"/>
   </w:num>
-  <w:num w:numId="30" w16cid:durableId="1110903688">
+  <w:num w:numId="30">
     <w:abstractNumId w:val="0"/>
   </w:num>
-  <w:num w:numId="31" w16cid:durableId="1154447520">
+  <w:num w:numId="31">
     <w:abstractNumId w:val="1"/>
     <w:lvlOverride w:ilvl="0">
       <w:startOverride w:val="1"/>
@@ -23698,7 +23339,7 @@
       <w:startOverride w:val="1"/>
     </w:lvlOverride>
   </w:num>
-  <w:num w:numId="32" w16cid:durableId="1362047879">
+  <w:num w:numId="32">
     <w:abstractNumId w:val="5"/>
     <w:lvlOverride w:ilvl="0">
       <w:startOverride w:val="1"/>
@@ -23728,7 +23369,7 @@
       <w:startOverride w:val="1"/>
     </w:lvlOverride>
   </w:num>
-  <w:num w:numId="33" w16cid:durableId="1790274499">
+  <w:num w:numId="33">
     <w:abstractNumId w:val="20"/>
     <w:lvlOverride w:ilvl="0"/>
     <w:lvlOverride w:ilvl="1">
@@ -23756,22 +23397,14 @@
       <w:startOverride w:val="1"/>
     </w:lvlOverride>
   </w:num>
-  <w:num w:numId="34" w16cid:durableId="376012215">
+  <w:num w:numId="34">
     <w:abstractNumId w:val="14"/>
   </w:num>
 </w:numbering>
 </file>
 
-<file path=word/people.xml><?xml version="1.0" encoding="utf-8"?>
-<w15:people xmlns:wpc="http://schemas.microsoft.com/office/word/2010/wordprocessingCanvas" xmlns:cx="http://schemas.microsoft.com/office/drawing/2014/chartex" xmlns:cx1="http://schemas.microsoft.com/office/drawing/2015/9/8/chartex" xmlns:cx2="http://schemas.microsoft.com/office/drawing/2015/10/21/chartex" xmlns:cx3="http://schemas.microsoft.com/office/drawing/2016/5/9/chartex" xmlns:cx4="http://schemas.microsoft.com/office/drawing/2016/5/10/chartex" xmlns:cx5="http://schemas.microsoft.com/office/drawing/2016/5/11/chartex" xmlns:cx6="http://schemas.microsoft.com/office/drawing/2016/5/12/chartex" xmlns:cx7="http://schemas.microsoft.com/office/drawing/2016/5/13/chartex" xmlns:cx8="http://schemas.microsoft.com/office/drawing/2016/5/14/chartex" xmlns:mc="http://schemas.openxmlformats.org/markup-compatibility/2006" xmlns:aink="http://schemas.microsoft.com/office/drawing/2016/ink" xmlns:am3d="http://schemas.microsoft.com/office/drawing/2017/model3d" xmlns:o="urn:schemas-microsoft-com:office:office" xmlns:oel="http://schemas.microsoft.com/office/2019/extlst" xmlns:r="http://schemas.openxmlformats.org/officeDocument/2006/relationships" xmlns:m="http://schemas.openxmlformats.org/officeDocument/2006/math" xmlns:v="urn:schemas-microsoft-com:vml" xmlns:wp14="http://schemas.microsoft.com/office/word/2010/wordprocessingDrawing" xmlns:wp="http://schemas.openxmlformats.org/drawingml/2006/wordprocessingDrawing" xmlns:w10="urn:schemas-microsoft-com:office:word" xmlns:w="http://schemas.openxmlformats.org/wordprocessingml/2006/main" xmlns:w14="http://schemas.microsoft.com/office/word/2010/wordml" xmlns:w15="http://schemas.microsoft.com/office/word/2012/wordml" xmlns:w16cex="http://schemas.microsoft.com/office/word/2018/wordml/cex" xmlns:w16cid="http://schemas.microsoft.com/office/word/2016/wordml/cid" xmlns:w16="http://schemas.microsoft.com/office/word/2018/wordml" xmlns:w16sdtdh="http://schemas.microsoft.com/office/word/2020/wordml/sdtdatahash" xmlns:w16se="http://schemas.microsoft.com/office/word/2015/wordml/symex" xmlns:wpg="http://schemas.microsoft.com/office/word/2010/wordprocessingGroup" xmlns:wpi="http://schemas.microsoft.com/office/word/2010/wordprocessingInk" xmlns:wne="http://schemas.microsoft.com/office/word/2006/wordml" xmlns:wps="http://schemas.microsoft.com/office/word/2010/wordprocessingShape" mc:Ignorable="w14 w15 w16se w16cid w16 w16cex w16sdtdh wp14">
-  <w15:person w15:author="Рецензент">
-    <w15:presenceInfo w15:providerId="None" w15:userId="Рецензент"/>
-  </w15:person>
-</w15:people>
-</file>
-
 <file path=word/styles.xml><?xml version="1.0" encoding="utf-8"?>
-<w:styles xmlns:mc="http://schemas.openxmlformats.org/markup-compatibility/2006" xmlns:r="http://schemas.openxmlformats.org/officeDocument/2006/relationships" xmlns:w="http://schemas.openxmlformats.org/wordprocessingml/2006/main" xmlns:w14="http://schemas.microsoft.com/office/word/2010/wordml" xmlns:w15="http://schemas.microsoft.com/office/word/2012/wordml" xmlns:w16cex="http://schemas.microsoft.com/office/word/2018/wordml/cex" xmlns:w16cid="http://schemas.microsoft.com/office/word/2016/wordml/cid" xmlns:w16="http://schemas.microsoft.com/office/word/2018/wordml" xmlns:w16sdtdh="http://schemas.microsoft.com/office/word/2020/wordml/sdtdatahash" xmlns:w16se="http://schemas.microsoft.com/office/word/2015/wordml/symex" mc:Ignorable="w14 w15 w16se w16cid w16 w16cex w16sdtdh">
+<w:styles xmlns:mc="http://schemas.openxmlformats.org/markup-compatibility/2006" xmlns:r="http://schemas.openxmlformats.org/officeDocument/2006/relationships" xmlns:w="http://schemas.openxmlformats.org/wordprocessingml/2006/main" xmlns:w14="http://schemas.microsoft.com/office/word/2010/wordml" xmlns:w15="http://schemas.microsoft.com/office/word/2012/wordml" xmlns:w16cid="http://schemas.microsoft.com/office/word/2016/wordml/cid" xmlns:w16se="http://schemas.microsoft.com/office/word/2015/wordml/symex" mc:Ignorable="w14 w15 w16se w16cid">
   <w:docDefaults>
     <w:rPrDefault>
       <w:rPr>
@@ -23789,7 +23422,7 @@
       </w:pPr>
     </w:pPrDefault>
   </w:docDefaults>
-  <w:latentStyles w:defLockedState="0" w:defUIPriority="99" w:defSemiHidden="0" w:defUnhideWhenUsed="0" w:defQFormat="0" w:count="376">
+  <w:latentStyles w:defLockedState="0" w:defUIPriority="99" w:defSemiHidden="0" w:defUnhideWhenUsed="0" w:defQFormat="0" w:count="375">
     <w:lsdException w:name="Normal" w:uiPriority="0" w:qFormat="1"/>
     <w:lsdException w:name="heading 1" w:uiPriority="9" w:qFormat="1"/>
     <w:lsdException w:name="heading 2" w:semiHidden="1" w:uiPriority="9" w:unhideWhenUsed="1" w:qFormat="1"/>
@@ -24165,7 +23798,6 @@
     <w:lsdException w:name="Smart Hyperlink" w:semiHidden="1" w:unhideWhenUsed="1"/>
     <w:lsdException w:name="Hashtag" w:semiHidden="1" w:unhideWhenUsed="1"/>
     <w:lsdException w:name="Unresolved Mention" w:semiHidden="1" w:unhideWhenUsed="1"/>
-    <w:lsdException w:name="Smart Link" w:semiHidden="1" w:unhideWhenUsed="1"/>
   </w:latentStyles>
   <w:style w:type="paragraph" w:default="1" w:styleId="a">
     <w:name w:val="Normal"/>
@@ -24965,6 +24597,36 @@
       <w:lang w:val="en-GB"/>
     </w:rPr>
   </w:style>
+  <w:style w:type="paragraph" w:styleId="afd">
+    <w:name w:val="Balloon Text"/>
+    <w:basedOn w:val="a"/>
+    <w:link w:val="afe"/>
+    <w:uiPriority w:val="99"/>
+    <w:semiHidden/>
+    <w:unhideWhenUsed/>
+    <w:rsid w:val="007A3E85"/>
+    <w:pPr>
+      <w:spacing w:after="0" w:line="240" w:lineRule="auto"/>
+    </w:pPr>
+    <w:rPr>
+      <w:rFonts w:ascii="Segoe UI" w:hAnsi="Segoe UI" w:cs="Segoe UI"/>
+      <w:sz w:val="18"/>
+      <w:szCs w:val="18"/>
+    </w:rPr>
+  </w:style>
+  <w:style w:type="character" w:customStyle="1" w:styleId="afe">
+    <w:name w:val="Текст выноски Знак"/>
+    <w:basedOn w:val="a0"/>
+    <w:link w:val="afd"/>
+    <w:uiPriority w:val="99"/>
+    <w:semiHidden/>
+    <w:rsid w:val="007A3E85"/>
+    <w:rPr>
+      <w:rFonts w:ascii="Segoe UI" w:hAnsi="Segoe UI" w:cs="Segoe UI"/>
+      <w:sz w:val="18"/>
+      <w:szCs w:val="18"/>
+    </w:rPr>
+  </w:style>
 </w:styles>
 </file>
 
@@ -25268,7 +24930,7 @@
 </file>
 
 <file path=customXml/itemProps1.xml><?xml version="1.0" encoding="utf-8"?>
-<ds:datastoreItem xmlns:ds="http://schemas.openxmlformats.org/officeDocument/2006/customXml" ds:itemID="{5380DAD6-42DC-42A8-882B-9ACEF54DD57A}">
+<ds:datastoreItem xmlns:ds="http://schemas.openxmlformats.org/officeDocument/2006/customXml" ds:itemID="{49060340-CCA4-4190-9CD2-DCE3EE6DE2C2}">
   <ds:schemaRefs>
     <ds:schemaRef ds:uri="http://schemas.openxmlformats.org/officeDocument/2006/bibliography"/>
   </ds:schemaRefs>
